--- a/APP Development.docx
+++ b/APP Development.docx
@@ -1,19 +1,26 @@
 
 <file path=word/document.xml><?xml version="1.0" encoding="utf-8"?>
-<w:document xmlns:wpc="http://schemas.microsoft.com/office/word/2010/wordprocessingCanvas" xmlns:cx="http://schemas.microsoft.com/office/drawing/2014/chartex" xmlns:cx1="http://schemas.microsoft.com/office/drawing/2015/9/8/chartex" xmlns:cx2="http://schemas.microsoft.com/office/drawing/2015/10/21/chartex" xmlns:cx3="http://schemas.microsoft.com/office/drawing/2016/5/9/chartex" xmlns:cx4="http://schemas.microsoft.com/office/drawing/2016/5/10/chartex" xmlns:cx5="http://schemas.microsoft.com/office/drawing/2016/5/11/chartex" xmlns:cx6="http://schemas.microsoft.com/office/drawing/2016/5/12/chartex" xmlns:cx7="http://schemas.microsoft.com/office/drawing/2016/5/13/chartex" xmlns:cx8="http://schemas.microsoft.com/office/drawing/2016/5/14/chartex" xmlns:mc="http://schemas.openxmlformats.org/markup-compatibility/2006" xmlns:aink="http://schemas.microsoft.com/office/drawing/2016/ink" xmlns:am3d="http://schemas.microsoft.com/office/drawing/2017/model3d" xmlns:o="urn:schemas-microsoft-com:office:office" xmlns:oel="http://schemas.microsoft.com/office/2019/extlst" xmlns:r="http://schemas.openxmlformats.org/officeDocument/2006/relationships" xmlns:m="http://schemas.openxmlformats.org/officeDocument/2006/math" xmlns:v="urn:schemas-microsoft-com:vml" xmlns:wp14="http://schemas.microsoft.com/office/word/2010/wordprocessingDrawing" xmlns:wp="http://schemas.openxmlformats.org/drawingml/2006/wordprocessingDrawing" xmlns:w10="urn:schemas-microsoft-com:office:word" xmlns:w="http://schemas.openxmlformats.org/wordprocessingml/2006/main" xmlns:w14="http://schemas.microsoft.com/office/word/2010/wordml" xmlns:w15="http://schemas.microsoft.com/office/word/2012/wordml" xmlns:w16cex="http://schemas.microsoft.com/office/word/2018/wordml/cex" xmlns:w16cid="http://schemas.microsoft.com/office/word/2016/wordml/cid" xmlns:w16="http://schemas.microsoft.com/office/word/2018/wordml" xmlns:w16sdtdh="http://schemas.microsoft.com/office/word/2020/wordml/sdtdatahash" xmlns:w16se="http://schemas.microsoft.com/office/word/2015/wordml/symex" xmlns:wpg="http://schemas.microsoft.com/office/word/2010/wordprocessingGroup" xmlns:wpi="http://schemas.microsoft.com/office/word/2010/wordprocessingInk" xmlns:wne="http://schemas.microsoft.com/office/word/2006/wordml" xmlns:wps="http://schemas.microsoft.com/office/word/2010/wordprocessingShape" mc:Ignorable="w14 w15 w16se w16cid w16 w16cex w16sdtdh wp14">
+<w:document xmlns:wpc="http://schemas.microsoft.com/office/word/2010/wordprocessingCanvas" xmlns:cx="http://schemas.microsoft.com/office/drawing/2014/chartex" xmlns:cx1="http://schemas.microsoft.com/office/drawing/2015/9/8/chartex" xmlns:cx2="http://schemas.microsoft.com/office/drawing/2015/10/21/chartex" xmlns:cx3="http://schemas.microsoft.com/office/drawing/2016/5/9/chartex" xmlns:cx4="http://schemas.microsoft.com/office/drawing/2016/5/10/chartex" xmlns:cx5="http://schemas.microsoft.com/office/drawing/2016/5/11/chartex" xmlns:cx6="http://schemas.microsoft.com/office/drawing/2016/5/12/chartex" xmlns:cx7="http://schemas.microsoft.com/office/drawing/2016/5/13/chartex" xmlns:cx8="http://schemas.microsoft.com/office/drawing/2016/5/14/chartex" xmlns:mc="http://schemas.openxmlformats.org/markup-compatibility/2006" xmlns:aink="http://schemas.microsoft.com/office/drawing/2016/ink" xmlns:am3d="http://schemas.microsoft.com/office/drawing/2017/model3d" xmlns:o="urn:schemas-microsoft-com:office:office" xmlns:oel="http://schemas.microsoft.com/office/2019/extlst" xmlns:r="http://schemas.openxmlformats.org/officeDocument/2006/relationships" xmlns:m="http://schemas.openxmlformats.org/officeDocument/2006/math" xmlns:v="urn:schemas-microsoft-com:vml" xmlns:wp14="http://schemas.microsoft.com/office/word/2010/wordprocessingDrawing" xmlns:wp="http://schemas.openxmlformats.org/drawingml/2006/wordprocessingDrawing" xmlns:w10="urn:schemas-microsoft-com:office:word" xmlns:w="http://schemas.openxmlformats.org/wordprocessingml/2006/main" xmlns:w14="http://schemas.microsoft.com/office/word/2010/wordml" xmlns:w15="http://schemas.microsoft.com/office/word/2012/wordml" xmlns:w16cex="http://schemas.microsoft.com/office/word/2018/wordml/cex" xmlns:w16cid="http://schemas.microsoft.com/office/word/2016/wordml/cid" xmlns:w16="http://schemas.microsoft.com/office/word/2018/wordml" xmlns:w16du="http://schemas.microsoft.com/office/word/2023/wordml/word16du" xmlns:w16sdtdh="http://schemas.microsoft.com/office/word/2020/wordml/sdtdatahash" xmlns:w16se="http://schemas.microsoft.com/office/word/2015/wordml/symex" xmlns:wpg="http://schemas.microsoft.com/office/word/2010/wordprocessingGroup" xmlns:wpi="http://schemas.microsoft.com/office/word/2010/wordprocessingInk" xmlns:wne="http://schemas.microsoft.com/office/word/2006/wordml" xmlns:wps="http://schemas.microsoft.com/office/word/2010/wordprocessingShape" mc:Ignorable="w14 w15 w16se w16cid w16 w16cex w16sdtdh wp14">
   <w:body>
     <w:p>
       <w:pPr>
         <w:pStyle w:val="Heading1"/>
         <w:jc w:val="center"/>
-      </w:pPr>
-      <w:r>
+        <w:rPr>
+          <w:rFonts w:cstheme="majorBidi"/>
+        </w:rPr>
+      </w:pPr>
+      <w:r>
+        <w:rPr>
+          <w:rFonts w:cstheme="majorBidi"/>
+        </w:rPr>
         <w:t>APP Development</w:t>
       </w:r>
     </w:p>
     <w:p>
       <w:pPr>
         <w:rPr>
+          <w:rFonts w:asciiTheme="majorBidi" w:hAnsiTheme="majorBidi" w:cstheme="majorBidi"/>
           <w:lang w:val="en-US" w:eastAsia="hi-IN" w:bidi="hi-IN"/>
         </w:rPr>
       </w:pPr>
@@ -21,20 +28,28 @@
     <w:p>
       <w:pPr>
         <w:pStyle w:val="Heading1"/>
-      </w:pPr>
-      <w:r>
+        <w:rPr>
+          <w:rFonts w:cstheme="majorBidi"/>
+        </w:rPr>
+      </w:pPr>
+      <w:r>
+        <w:rPr>
+          <w:rFonts w:cstheme="majorBidi"/>
+        </w:rPr>
         <w:t>Layouts:</w:t>
       </w:r>
     </w:p>
     <w:p>
       <w:pPr>
         <w:rPr>
-          <w:lang w:val="en-US" w:eastAsia="hi-IN" w:bidi="hi-IN"/>
-        </w:rPr>
-      </w:pPr>
-      <w:proofErr w:type="spellStart"/>
-      <w:r>
-        <w:rPr>
+          <w:rFonts w:asciiTheme="majorBidi" w:hAnsiTheme="majorBidi" w:cstheme="majorBidi"/>
+          <w:lang w:val="en-US" w:eastAsia="hi-IN" w:bidi="hi-IN"/>
+        </w:rPr>
+      </w:pPr>
+      <w:proofErr w:type="spellStart"/>
+      <w:r>
+        <w:rPr>
+          <w:rFonts w:asciiTheme="majorBidi" w:hAnsiTheme="majorBidi" w:cstheme="majorBidi"/>
           <w:lang w:val="en-US" w:eastAsia="hi-IN" w:bidi="hi-IN"/>
         </w:rPr>
         <w:t>vlayout</w:t>
@@ -42,6 +57,7 @@
       <w:proofErr w:type="spellEnd"/>
       <w:r>
         <w:rPr>
+          <w:rFonts w:asciiTheme="majorBidi" w:hAnsiTheme="majorBidi" w:cstheme="majorBidi"/>
           <w:lang w:val="en-US" w:eastAsia="hi-IN" w:bidi="hi-IN"/>
         </w:rPr>
         <w:t xml:space="preserve"> </w:t>
@@ -49,6 +65,7 @@
       <w:proofErr w:type="gramStart"/>
       <w:r>
         <w:rPr>
+          <w:rFonts w:asciiTheme="majorBidi" w:hAnsiTheme="majorBidi" w:cstheme="majorBidi"/>
           <w:lang w:val="en-US" w:eastAsia="hi-IN" w:bidi="hi-IN"/>
         </w:rPr>
         <w:t>weight  (</w:t>
@@ -56,6 +73,7 @@
       <w:proofErr w:type="gramEnd"/>
       <w:r>
         <w:rPr>
+          <w:rFonts w:asciiTheme="majorBidi" w:hAnsiTheme="majorBidi" w:cstheme="majorBidi"/>
           <w:lang w:val="en-US" w:eastAsia="hi-IN" w:bidi="hi-IN"/>
         </w:rPr>
         <w:t>space covered by views left in layout)</w:t>
@@ -64,11 +82,13 @@
     <w:p>
       <w:pPr>
         <w:rPr>
-          <w:lang w:val="en-US" w:eastAsia="hi-IN" w:bidi="hi-IN"/>
-        </w:rPr>
-      </w:pPr>
-      <w:r>
-        <w:rPr>
+          <w:rFonts w:asciiTheme="majorBidi" w:hAnsiTheme="majorBidi" w:cstheme="majorBidi"/>
+          <w:lang w:val="en-US" w:eastAsia="hi-IN" w:bidi="hi-IN"/>
+        </w:rPr>
+      </w:pPr>
+      <w:r>
+        <w:rPr>
+          <w:rFonts w:asciiTheme="majorBidi" w:hAnsiTheme="majorBidi" w:cstheme="majorBidi"/>
           <w:lang w:val="en-US" w:eastAsia="hi-IN" w:bidi="hi-IN"/>
         </w:rPr>
         <w:t xml:space="preserve">layout sum     </w:t>
@@ -77,11 +97,13 @@
     <w:p>
       <w:pPr>
         <w:rPr>
-          <w:lang w:val="en-US" w:eastAsia="hi-IN" w:bidi="hi-IN"/>
-        </w:rPr>
-      </w:pPr>
-      <w:r>
-        <w:rPr>
+          <w:rFonts w:asciiTheme="majorBidi" w:hAnsiTheme="majorBidi" w:cstheme="majorBidi"/>
+          <w:lang w:val="en-US" w:eastAsia="hi-IN" w:bidi="hi-IN"/>
+        </w:rPr>
+      </w:pPr>
+      <w:r>
+        <w:rPr>
+          <w:rFonts w:asciiTheme="majorBidi" w:hAnsiTheme="majorBidi" w:cstheme="majorBidi"/>
           <w:lang w:val="en-US" w:eastAsia="hi-IN" w:bidi="hi-IN"/>
         </w:rPr>
         <w:t xml:space="preserve">layout </w:t>
@@ -89,6 +111,7 @@
       <w:proofErr w:type="gramStart"/>
       <w:r>
         <w:rPr>
+          <w:rFonts w:asciiTheme="majorBidi" w:hAnsiTheme="majorBidi" w:cstheme="majorBidi"/>
           <w:lang w:val="en-US" w:eastAsia="hi-IN" w:bidi="hi-IN"/>
         </w:rPr>
         <w:t>gravity  (</w:t>
@@ -97,6 +120,7 @@
       <w:proofErr w:type="gramEnd"/>
       <w:r>
         <w:rPr>
+          <w:rFonts w:asciiTheme="majorBidi" w:hAnsiTheme="majorBidi" w:cstheme="majorBidi"/>
           <w:lang w:val="en-US" w:eastAsia="hi-IN" w:bidi="hi-IN"/>
         </w:rPr>
         <w:t>center,left,right</w:t>
@@ -104,6 +128,7 @@
       <w:proofErr w:type="spellEnd"/>
       <w:r>
         <w:rPr>
+          <w:rFonts w:asciiTheme="majorBidi" w:hAnsiTheme="majorBidi" w:cstheme="majorBidi"/>
           <w:lang w:val="en-US" w:eastAsia="hi-IN" w:bidi="hi-IN"/>
         </w:rPr>
         <w:t xml:space="preserve"> </w:t>
@@ -111,6 +136,7 @@
       <w:proofErr w:type="spellStart"/>
       <w:r>
         <w:rPr>
+          <w:rFonts w:asciiTheme="majorBidi" w:hAnsiTheme="majorBidi" w:cstheme="majorBidi"/>
           <w:lang w:val="en-US" w:eastAsia="hi-IN" w:bidi="hi-IN"/>
         </w:rPr>
         <w:t>etc</w:t>
@@ -118,6 +144,7 @@
       <w:proofErr w:type="spellEnd"/>
       <w:r>
         <w:rPr>
+          <w:rFonts w:asciiTheme="majorBidi" w:hAnsiTheme="majorBidi" w:cstheme="majorBidi"/>
           <w:lang w:val="en-US" w:eastAsia="hi-IN" w:bidi="hi-IN"/>
         </w:rPr>
         <w:t>)</w:t>
@@ -126,11 +153,13 @@
     <w:p>
       <w:pPr>
         <w:rPr>
-          <w:lang w:val="en-US" w:eastAsia="hi-IN" w:bidi="hi-IN"/>
-        </w:rPr>
-      </w:pPr>
-      <w:r>
-        <w:rPr>
+          <w:rFonts w:asciiTheme="majorBidi" w:hAnsiTheme="majorBidi" w:cstheme="majorBidi"/>
+          <w:lang w:val="en-US" w:eastAsia="hi-IN" w:bidi="hi-IN"/>
+        </w:rPr>
+      </w:pPr>
+      <w:r>
+        <w:rPr>
+          <w:rFonts w:asciiTheme="majorBidi" w:hAnsiTheme="majorBidi" w:cstheme="majorBidi"/>
           <w:lang w:val="en-US" w:eastAsia="hi-IN" w:bidi="hi-IN"/>
         </w:rPr>
         <w:t>nested linear layout</w:t>
@@ -139,19 +168,27 @@
     <w:p>
       <w:pPr>
         <w:pStyle w:val="Heading1"/>
-      </w:pPr>
-      <w:r>
+        <w:rPr>
+          <w:rFonts w:cstheme="majorBidi"/>
+        </w:rPr>
+      </w:pPr>
+      <w:r>
+        <w:rPr>
+          <w:rFonts w:cstheme="majorBidi"/>
+        </w:rPr>
         <w:t>Major Noticed:</w:t>
       </w:r>
     </w:p>
     <w:p>
       <w:pPr>
         <w:rPr>
-          <w:lang w:val="en-US" w:eastAsia="hi-IN" w:bidi="hi-IN"/>
-        </w:rPr>
-      </w:pPr>
-      <w:r>
-        <w:rPr>
+          <w:rFonts w:asciiTheme="majorBidi" w:hAnsiTheme="majorBidi" w:cstheme="majorBidi"/>
+          <w:lang w:val="en-US" w:eastAsia="hi-IN" w:bidi="hi-IN"/>
+        </w:rPr>
+      </w:pPr>
+      <w:r>
+        <w:rPr>
+          <w:rFonts w:asciiTheme="majorBidi" w:hAnsiTheme="majorBidi" w:cstheme="majorBidi"/>
           <w:lang w:val="en-US" w:eastAsia="hi-IN" w:bidi="hi-IN"/>
         </w:rPr>
         <w:t>when we move big view in constraint layout, small view attached to it also moves.</w:t>
@@ -160,11 +197,13 @@
     <w:p>
       <w:pPr>
         <w:rPr>
-          <w:lang w:val="en-US" w:eastAsia="hi-IN" w:bidi="hi-IN"/>
-        </w:rPr>
-      </w:pPr>
-      <w:r>
-        <w:rPr>
+          <w:rFonts w:asciiTheme="majorBidi" w:hAnsiTheme="majorBidi" w:cstheme="majorBidi"/>
+          <w:lang w:val="en-US" w:eastAsia="hi-IN" w:bidi="hi-IN"/>
+        </w:rPr>
+      </w:pPr>
+      <w:r>
+        <w:rPr>
+          <w:rFonts w:asciiTheme="majorBidi" w:hAnsiTheme="majorBidi" w:cstheme="majorBidi"/>
           <w:lang w:val="en-US" w:eastAsia="hi-IN" w:bidi="hi-IN"/>
         </w:rPr>
         <w:t>But when we attach small view at top of big view, it will only move according to</w:t>
@@ -173,11 +212,13 @@
     <w:p>
       <w:pPr>
         <w:rPr>
-          <w:lang w:val="en-US" w:eastAsia="hi-IN" w:bidi="hi-IN"/>
-        </w:rPr>
-      </w:pPr>
-      <w:r>
-        <w:rPr>
+          <w:rFonts w:asciiTheme="majorBidi" w:hAnsiTheme="majorBidi" w:cstheme="majorBidi"/>
+          <w:lang w:val="en-US" w:eastAsia="hi-IN" w:bidi="hi-IN"/>
+        </w:rPr>
+      </w:pPr>
+      <w:r>
+        <w:rPr>
+          <w:rFonts w:asciiTheme="majorBidi" w:hAnsiTheme="majorBidi" w:cstheme="majorBidi"/>
           <w:lang w:val="en-US" w:eastAsia="hi-IN" w:bidi="hi-IN"/>
         </w:rPr>
         <w:t>size of text of big view</w:t>
@@ -186,11 +227,13 @@
     <w:p>
       <w:pPr>
         <w:rPr>
-          <w:lang w:val="en-US" w:eastAsia="hi-IN" w:bidi="hi-IN"/>
-        </w:rPr>
-      </w:pPr>
-      <w:r>
-        <w:rPr>
+          <w:rFonts w:asciiTheme="majorBidi" w:hAnsiTheme="majorBidi" w:cstheme="majorBidi"/>
+          <w:lang w:val="en-US" w:eastAsia="hi-IN" w:bidi="hi-IN"/>
+        </w:rPr>
+      </w:pPr>
+      <w:r>
+        <w:rPr>
+          <w:rFonts w:asciiTheme="majorBidi" w:hAnsiTheme="majorBidi" w:cstheme="majorBidi"/>
           <w:lang w:val="en-US" w:eastAsia="hi-IN" w:bidi="hi-IN"/>
         </w:rPr>
         <w:t>Scale Type for images, image view</w:t>
@@ -199,11 +242,13 @@
     <w:p>
       <w:pPr>
         <w:rPr>
-          <w:lang w:val="en-US" w:eastAsia="hi-IN" w:bidi="hi-IN"/>
-        </w:rPr>
-      </w:pPr>
-      <w:r>
-        <w:rPr>
+          <w:rFonts w:asciiTheme="majorBidi" w:hAnsiTheme="majorBidi" w:cstheme="majorBidi"/>
+          <w:lang w:val="en-US" w:eastAsia="hi-IN" w:bidi="hi-IN"/>
+        </w:rPr>
+      </w:pPr>
+      <w:r>
+        <w:rPr>
+          <w:rFonts w:asciiTheme="majorBidi" w:hAnsiTheme="majorBidi" w:cstheme="majorBidi"/>
           <w:lang w:val="en-US" w:eastAsia="hi-IN" w:bidi="hi-IN"/>
         </w:rPr>
         <w:t>Drawable -&gt; New -&gt; vector asset -&gt; clip art</w:t>
@@ -212,13 +257,15 @@
     <w:p>
       <w:pPr>
         <w:rPr>
-          <w:lang w:val="en-US" w:eastAsia="hi-IN" w:bidi="hi-IN"/>
-        </w:rPr>
-      </w:pPr>
-    </w:p>
-    <w:p>
-      <w:pPr>
-        <w:rPr>
+          <w:rFonts w:asciiTheme="majorBidi" w:hAnsiTheme="majorBidi" w:cstheme="majorBidi"/>
+          <w:lang w:val="en-US" w:eastAsia="hi-IN" w:bidi="hi-IN"/>
+        </w:rPr>
+      </w:pPr>
+    </w:p>
+    <w:p>
+      <w:pPr>
+        <w:rPr>
+          <w:rFonts w:asciiTheme="majorBidi" w:hAnsiTheme="majorBidi" w:cstheme="majorBidi"/>
           <w:lang w:val="en-US" w:eastAsia="hi-IN" w:bidi="hi-IN"/>
         </w:rPr>
       </w:pPr>
@@ -226,27 +273,36 @@
     <w:p>
       <w:pPr>
         <w:pStyle w:val="Heading1"/>
-      </w:pPr>
-      <w:r>
+        <w:rPr>
+          <w:rFonts w:cstheme="majorBidi"/>
+        </w:rPr>
+      </w:pPr>
+      <w:r>
+        <w:rPr>
+          <w:rFonts w:cstheme="majorBidi"/>
+        </w:rPr>
         <w:t>Sources:</w:t>
       </w:r>
     </w:p>
     <w:p>
       <w:pPr>
         <w:rPr>
-          <w:lang w:val="en-US" w:eastAsia="hi-IN" w:bidi="hi-IN"/>
-        </w:rPr>
-      </w:pPr>
-    </w:p>
-    <w:p>
-      <w:pPr>
-        <w:rPr>
-          <w:lang w:val="en-US" w:eastAsia="hi-IN" w:bidi="hi-IN"/>
-        </w:rPr>
-      </w:pPr>
-      <w:proofErr w:type="spellStart"/>
-      <w:r>
-        <w:rPr>
+          <w:rFonts w:asciiTheme="majorBidi" w:hAnsiTheme="majorBidi" w:cstheme="majorBidi"/>
+          <w:lang w:val="en-US" w:eastAsia="hi-IN" w:bidi="hi-IN"/>
+        </w:rPr>
+      </w:pPr>
+    </w:p>
+    <w:p>
+      <w:pPr>
+        <w:rPr>
+          <w:rFonts w:asciiTheme="majorBidi" w:hAnsiTheme="majorBidi" w:cstheme="majorBidi"/>
+          <w:lang w:val="en-US" w:eastAsia="hi-IN" w:bidi="hi-IN"/>
+        </w:rPr>
+      </w:pPr>
+      <w:proofErr w:type="spellStart"/>
+      <w:r>
+        <w:rPr>
+          <w:rFonts w:asciiTheme="majorBidi" w:hAnsiTheme="majorBidi" w:cstheme="majorBidi"/>
           <w:lang w:val="en-US" w:eastAsia="hi-IN" w:bidi="hi-IN"/>
         </w:rPr>
         <w:t>flaticon</w:t>
@@ -254,6 +310,7 @@
       <w:proofErr w:type="spellEnd"/>
       <w:r>
         <w:rPr>
+          <w:rFonts w:asciiTheme="majorBidi" w:hAnsiTheme="majorBidi" w:cstheme="majorBidi"/>
           <w:lang w:val="en-US" w:eastAsia="hi-IN" w:bidi="hi-IN"/>
         </w:rPr>
         <w:t xml:space="preserve"> for avatars, dribble, </w:t>
@@ -261,6 +318,7 @@
       <w:proofErr w:type="spellStart"/>
       <w:r>
         <w:rPr>
+          <w:rFonts w:asciiTheme="majorBidi" w:hAnsiTheme="majorBidi" w:cstheme="majorBidi"/>
           <w:lang w:val="en-US" w:eastAsia="hi-IN" w:bidi="hi-IN"/>
         </w:rPr>
         <w:t>uplabs</w:t>
@@ -270,18 +328,21 @@
     <w:p>
       <w:pPr>
         <w:rPr>
-          <w:lang w:val="en-US" w:eastAsia="hi-IN" w:bidi="hi-IN"/>
-        </w:rPr>
-      </w:pPr>
-    </w:p>
-    <w:p>
-      <w:pPr>
-        <w:rPr>
-          <w:lang w:val="en-US" w:eastAsia="hi-IN" w:bidi="hi-IN"/>
-        </w:rPr>
-      </w:pPr>
-      <w:r>
-        <w:rPr>
+          <w:rFonts w:asciiTheme="majorBidi" w:hAnsiTheme="majorBidi" w:cstheme="majorBidi"/>
+          <w:lang w:val="en-US" w:eastAsia="hi-IN" w:bidi="hi-IN"/>
+        </w:rPr>
+      </w:pPr>
+    </w:p>
+    <w:p>
+      <w:pPr>
+        <w:rPr>
+          <w:rFonts w:asciiTheme="majorBidi" w:hAnsiTheme="majorBidi" w:cstheme="majorBidi"/>
+          <w:lang w:val="en-US" w:eastAsia="hi-IN" w:bidi="hi-IN"/>
+        </w:rPr>
+      </w:pPr>
+      <w:r>
+        <w:rPr>
+          <w:rFonts w:asciiTheme="majorBidi" w:hAnsiTheme="majorBidi" w:cstheme="majorBidi"/>
           <w:lang w:val="en-US" w:eastAsia="hi-IN" w:bidi="hi-IN"/>
         </w:rPr>
         <w:t>start for left, end for right in constraints</w:t>
@@ -290,18 +351,21 @@
     <w:p>
       <w:pPr>
         <w:rPr>
-          <w:lang w:val="en-US" w:eastAsia="hi-IN" w:bidi="hi-IN"/>
-        </w:rPr>
-      </w:pPr>
-    </w:p>
-    <w:p>
-      <w:pPr>
-        <w:rPr>
-          <w:lang w:val="en-US" w:eastAsia="hi-IN" w:bidi="hi-IN"/>
-        </w:rPr>
-      </w:pPr>
-      <w:r>
-        <w:rPr>
+          <w:rFonts w:asciiTheme="majorBidi" w:hAnsiTheme="majorBidi" w:cstheme="majorBidi"/>
+          <w:lang w:val="en-US" w:eastAsia="hi-IN" w:bidi="hi-IN"/>
+        </w:rPr>
+      </w:pPr>
+    </w:p>
+    <w:p>
+      <w:pPr>
+        <w:rPr>
+          <w:rFonts w:asciiTheme="majorBidi" w:hAnsiTheme="majorBidi" w:cstheme="majorBidi"/>
+          <w:lang w:val="en-US" w:eastAsia="hi-IN" w:bidi="hi-IN"/>
+        </w:rPr>
+      </w:pPr>
+      <w:r>
+        <w:rPr>
+          <w:rFonts w:asciiTheme="majorBidi" w:hAnsiTheme="majorBidi" w:cstheme="majorBidi"/>
           <w:lang w:val="en-US" w:eastAsia="hi-IN" w:bidi="hi-IN"/>
         </w:rPr>
         <w:t>begin for left, end for right in guidelines</w:t>
@@ -310,18 +374,21 @@
     <w:p>
       <w:pPr>
         <w:rPr>
-          <w:lang w:val="en-US" w:eastAsia="hi-IN" w:bidi="hi-IN"/>
-        </w:rPr>
-      </w:pPr>
-    </w:p>
-    <w:p>
-      <w:pPr>
-        <w:rPr>
-          <w:lang w:val="en-US" w:eastAsia="hi-IN" w:bidi="hi-IN"/>
-        </w:rPr>
-      </w:pPr>
-      <w:r>
-        <w:rPr>
+          <w:rFonts w:asciiTheme="majorBidi" w:hAnsiTheme="majorBidi" w:cstheme="majorBidi"/>
+          <w:lang w:val="en-US" w:eastAsia="hi-IN" w:bidi="hi-IN"/>
+        </w:rPr>
+      </w:pPr>
+    </w:p>
+    <w:p>
+      <w:pPr>
+        <w:rPr>
+          <w:rFonts w:asciiTheme="majorBidi" w:hAnsiTheme="majorBidi" w:cstheme="majorBidi"/>
+          <w:lang w:val="en-US" w:eastAsia="hi-IN" w:bidi="hi-IN"/>
+        </w:rPr>
+      </w:pPr>
+      <w:r>
+        <w:rPr>
+          <w:rFonts w:asciiTheme="majorBidi" w:hAnsiTheme="majorBidi" w:cstheme="majorBidi"/>
           <w:lang w:val="en-US" w:eastAsia="hi-IN" w:bidi="hi-IN"/>
         </w:rPr>
         <w:t xml:space="preserve">We use </w:t>
@@ -329,6 +396,7 @@
       <w:proofErr w:type="spellStart"/>
       <w:r>
         <w:rPr>
+          <w:rFonts w:asciiTheme="majorBidi" w:hAnsiTheme="majorBidi" w:cstheme="majorBidi"/>
           <w:lang w:val="en-US" w:eastAsia="hi-IN" w:bidi="hi-IN"/>
         </w:rPr>
         <w:t>guidlines</w:t>
@@ -336,6 +404,7 @@
       <w:proofErr w:type="spellEnd"/>
       <w:r>
         <w:rPr>
+          <w:rFonts w:asciiTheme="majorBidi" w:hAnsiTheme="majorBidi" w:cstheme="majorBidi"/>
           <w:lang w:val="en-US" w:eastAsia="hi-IN" w:bidi="hi-IN"/>
         </w:rPr>
         <w:t xml:space="preserve"> instead of margins in constraint layouts</w:t>
@@ -344,19 +413,22 @@
     <w:p>
       <w:pPr>
         <w:rPr>
-          <w:lang w:val="en-US" w:eastAsia="hi-IN" w:bidi="hi-IN"/>
-        </w:rPr>
-      </w:pPr>
-    </w:p>
-    <w:p>
-      <w:pPr>
-        <w:rPr>
-          <w:lang w:val="en-US" w:eastAsia="hi-IN" w:bidi="hi-IN"/>
-        </w:rPr>
-      </w:pPr>
-      <w:proofErr w:type="spellStart"/>
-      <w:r>
-        <w:rPr>
+          <w:rFonts w:asciiTheme="majorBidi" w:hAnsiTheme="majorBidi" w:cstheme="majorBidi"/>
+          <w:lang w:val="en-US" w:eastAsia="hi-IN" w:bidi="hi-IN"/>
+        </w:rPr>
+      </w:pPr>
+    </w:p>
+    <w:p>
+      <w:pPr>
+        <w:rPr>
+          <w:rFonts w:asciiTheme="majorBidi" w:hAnsiTheme="majorBidi" w:cstheme="majorBidi"/>
+          <w:lang w:val="en-US" w:eastAsia="hi-IN" w:bidi="hi-IN"/>
+        </w:rPr>
+      </w:pPr>
+      <w:proofErr w:type="spellStart"/>
+      <w:r>
+        <w:rPr>
+          <w:rFonts w:asciiTheme="majorBidi" w:hAnsiTheme="majorBidi" w:cstheme="majorBidi"/>
           <w:lang w:val="en-US" w:eastAsia="hi-IN" w:bidi="hi-IN"/>
         </w:rPr>
         <w:t>Ctrl+Click</w:t>
@@ -364,6 +436,7 @@
       <w:proofErr w:type="spellEnd"/>
       <w:r>
         <w:rPr>
+          <w:rFonts w:asciiTheme="majorBidi" w:hAnsiTheme="majorBidi" w:cstheme="majorBidi"/>
           <w:lang w:val="en-US" w:eastAsia="hi-IN" w:bidi="hi-IN"/>
         </w:rPr>
         <w:t xml:space="preserve"> to remove constraint</w:t>
@@ -372,18 +445,21 @@
     <w:p>
       <w:pPr>
         <w:rPr>
-          <w:lang w:val="en-US" w:eastAsia="hi-IN" w:bidi="hi-IN"/>
-        </w:rPr>
-      </w:pPr>
-    </w:p>
-    <w:p>
-      <w:pPr>
-        <w:rPr>
-          <w:lang w:val="en-US" w:eastAsia="hi-IN" w:bidi="hi-IN"/>
-        </w:rPr>
-      </w:pPr>
-      <w:r>
-        <w:rPr>
+          <w:rFonts w:asciiTheme="majorBidi" w:hAnsiTheme="majorBidi" w:cstheme="majorBidi"/>
+          <w:lang w:val="en-US" w:eastAsia="hi-IN" w:bidi="hi-IN"/>
+        </w:rPr>
+      </w:pPr>
+    </w:p>
+    <w:p>
+      <w:pPr>
+        <w:rPr>
+          <w:rFonts w:asciiTheme="majorBidi" w:hAnsiTheme="majorBidi" w:cstheme="majorBidi"/>
+          <w:lang w:val="en-US" w:eastAsia="hi-IN" w:bidi="hi-IN"/>
+        </w:rPr>
+      </w:pPr>
+      <w:r>
+        <w:rPr>
+          <w:rFonts w:asciiTheme="majorBidi" w:hAnsiTheme="majorBidi" w:cstheme="majorBidi"/>
           <w:lang w:val="en-US" w:eastAsia="hi-IN" w:bidi="hi-IN"/>
         </w:rPr>
         <w:t xml:space="preserve">We can make splash screen using thread class and first we use </w:t>
@@ -391,6 +467,7 @@
       <w:proofErr w:type="spellStart"/>
       <w:r>
         <w:rPr>
+          <w:rFonts w:asciiTheme="majorBidi" w:hAnsiTheme="majorBidi" w:cstheme="majorBidi"/>
           <w:lang w:val="en-US" w:eastAsia="hi-IN" w:bidi="hi-IN"/>
         </w:rPr>
         <w:t>getSupportActionbar</w:t>
@@ -398,6 +475,7 @@
       <w:proofErr w:type="spellEnd"/>
       <w:r>
         <w:rPr>
+          <w:rFonts w:asciiTheme="majorBidi" w:hAnsiTheme="majorBidi" w:cstheme="majorBidi"/>
           <w:lang w:val="en-US" w:eastAsia="hi-IN" w:bidi="hi-IN"/>
         </w:rPr>
         <w:t>(</w:t>
@@ -405,6 +483,7 @@
       <w:proofErr w:type="gramStart"/>
       <w:r>
         <w:rPr>
+          <w:rFonts w:asciiTheme="majorBidi" w:hAnsiTheme="majorBidi" w:cstheme="majorBidi"/>
           <w:lang w:val="en-US" w:eastAsia="hi-IN" w:bidi="hi-IN"/>
         </w:rPr>
         <w:t>).hide</w:t>
@@ -412,6 +491,7 @@
       <w:proofErr w:type="gramEnd"/>
       <w:r>
         <w:rPr>
+          <w:rFonts w:asciiTheme="majorBidi" w:hAnsiTheme="majorBidi" w:cstheme="majorBidi"/>
           <w:lang w:val="en-US" w:eastAsia="hi-IN" w:bidi="hi-IN"/>
         </w:rPr>
         <w:t>()</w:t>
@@ -420,11 +500,13 @@
     <w:p>
       <w:pPr>
         <w:rPr>
-          <w:lang w:val="en-US" w:eastAsia="hi-IN" w:bidi="hi-IN"/>
-        </w:rPr>
-      </w:pPr>
-      <w:r>
-        <w:rPr>
+          <w:rFonts w:asciiTheme="majorBidi" w:hAnsiTheme="majorBidi" w:cstheme="majorBidi"/>
+          <w:lang w:val="en-US" w:eastAsia="hi-IN" w:bidi="hi-IN"/>
+        </w:rPr>
+      </w:pPr>
+      <w:r>
+        <w:rPr>
+          <w:rFonts w:asciiTheme="majorBidi" w:hAnsiTheme="majorBidi" w:cstheme="majorBidi"/>
           <w:lang w:val="en-US" w:eastAsia="hi-IN" w:bidi="hi-IN"/>
         </w:rPr>
         <w:t>and then we can make run function inside it we use sleep function in try block, then in</w:t>
@@ -433,11 +515,13 @@
     <w:p>
       <w:pPr>
         <w:rPr>
-          <w:lang w:val="en-US" w:eastAsia="hi-IN" w:bidi="hi-IN"/>
-        </w:rPr>
-      </w:pPr>
-      <w:r>
-        <w:rPr>
+          <w:rFonts w:asciiTheme="majorBidi" w:hAnsiTheme="majorBidi" w:cstheme="majorBidi"/>
+          <w:lang w:val="en-US" w:eastAsia="hi-IN" w:bidi="hi-IN"/>
+        </w:rPr>
+      </w:pPr>
+      <w:r>
+        <w:rPr>
+          <w:rFonts w:asciiTheme="majorBidi" w:hAnsiTheme="majorBidi" w:cstheme="majorBidi"/>
           <w:lang w:val="en-US" w:eastAsia="hi-IN" w:bidi="hi-IN"/>
         </w:rPr>
         <w:t xml:space="preserve">catch block we catch </w:t>
@@ -445,6 +529,7 @@
       <w:proofErr w:type="spellStart"/>
       <w:r>
         <w:rPr>
+          <w:rFonts w:asciiTheme="majorBidi" w:hAnsiTheme="majorBidi" w:cstheme="majorBidi"/>
           <w:lang w:val="en-US" w:eastAsia="hi-IN" w:bidi="hi-IN"/>
         </w:rPr>
         <w:t>exceptin</w:t>
@@ -452,6 +537,7 @@
       <w:proofErr w:type="spellEnd"/>
       <w:r>
         <w:rPr>
+          <w:rFonts w:asciiTheme="majorBidi" w:hAnsiTheme="majorBidi" w:cstheme="majorBidi"/>
           <w:lang w:val="en-US" w:eastAsia="hi-IN" w:bidi="hi-IN"/>
         </w:rPr>
         <w:t xml:space="preserve"> and in finally block we start our actual main activity</w:t>
@@ -460,11 +546,13 @@
     <w:p>
       <w:pPr>
         <w:rPr>
-          <w:lang w:val="en-US" w:eastAsia="hi-IN" w:bidi="hi-IN"/>
-        </w:rPr>
-      </w:pPr>
-      <w:r>
-        <w:rPr>
+          <w:rFonts w:asciiTheme="majorBidi" w:hAnsiTheme="majorBidi" w:cstheme="majorBidi"/>
+          <w:lang w:val="en-US" w:eastAsia="hi-IN" w:bidi="hi-IN"/>
+        </w:rPr>
+      </w:pPr>
+      <w:r>
+        <w:rPr>
+          <w:rFonts w:asciiTheme="majorBidi" w:hAnsiTheme="majorBidi" w:cstheme="majorBidi"/>
           <w:lang w:val="en-US" w:eastAsia="hi-IN" w:bidi="hi-IN"/>
         </w:rPr>
         <w:t>after creating thread object. we start the activity</w:t>
@@ -473,25 +561,30 @@
     <w:p>
       <w:pPr>
         <w:rPr>
-          <w:lang w:val="en-US" w:eastAsia="hi-IN" w:bidi="hi-IN"/>
-        </w:rPr>
-      </w:pPr>
-    </w:p>
-    <w:p>
-      <w:pPr>
-        <w:rPr>
-          <w:lang w:val="en-US" w:eastAsia="hi-IN" w:bidi="hi-IN"/>
-        </w:rPr>
-      </w:pPr>
-      <w:r>
-        <w:rPr>
-          <w:lang w:val="en-US" w:eastAsia="hi-IN" w:bidi="hi-IN"/>
-        </w:rPr>
+          <w:rFonts w:asciiTheme="majorBidi" w:hAnsiTheme="majorBidi" w:cstheme="majorBidi"/>
+          <w:lang w:val="en-US" w:eastAsia="hi-IN" w:bidi="hi-IN"/>
+        </w:rPr>
+      </w:pPr>
+    </w:p>
+    <w:p>
+      <w:pPr>
+        <w:rPr>
+          <w:rFonts w:asciiTheme="majorBidi" w:hAnsiTheme="majorBidi" w:cstheme="majorBidi"/>
+          <w:lang w:val="en-US" w:eastAsia="hi-IN" w:bidi="hi-IN"/>
+        </w:rPr>
+      </w:pPr>
+      <w:r>
+        <w:rPr>
+          <w:rFonts w:asciiTheme="majorBidi" w:hAnsiTheme="majorBidi" w:cstheme="majorBidi"/>
+          <w:lang w:val="en-US" w:eastAsia="hi-IN" w:bidi="hi-IN"/>
+        </w:rPr>
+        <w:lastRenderedPageBreak/>
         <w:t xml:space="preserve">To make back arrow on activity, we use </w:t>
       </w:r>
       <w:proofErr w:type="spellStart"/>
       <w:r>
         <w:rPr>
+          <w:rFonts w:asciiTheme="majorBidi" w:hAnsiTheme="majorBidi" w:cstheme="majorBidi"/>
           <w:lang w:val="en-US" w:eastAsia="hi-IN" w:bidi="hi-IN"/>
         </w:rPr>
         <w:t>supportactionbar</w:t>
@@ -499,6 +592,7 @@
       <w:proofErr w:type="spellEnd"/>
       <w:r>
         <w:rPr>
+          <w:rFonts w:asciiTheme="majorBidi" w:hAnsiTheme="majorBidi" w:cstheme="majorBidi"/>
           <w:lang w:val="en-US" w:eastAsia="hi-IN" w:bidi="hi-IN"/>
         </w:rPr>
         <w:t xml:space="preserve"> with </w:t>
@@ -506,6 +600,7 @@
       <w:proofErr w:type="spellStart"/>
       <w:r>
         <w:rPr>
+          <w:rFonts w:asciiTheme="majorBidi" w:hAnsiTheme="majorBidi" w:cstheme="majorBidi"/>
           <w:lang w:val="en-US" w:eastAsia="hi-IN" w:bidi="hi-IN"/>
         </w:rPr>
         <w:t>setDisplayOnHomeEnabled</w:t>
@@ -513,6 +608,7 @@
       <w:proofErr w:type="spellEnd"/>
       <w:r>
         <w:rPr>
+          <w:rFonts w:asciiTheme="majorBidi" w:hAnsiTheme="majorBidi" w:cstheme="majorBidi"/>
           <w:lang w:val="en-US" w:eastAsia="hi-IN" w:bidi="hi-IN"/>
         </w:rPr>
         <w:t xml:space="preserve"> function</w:t>
@@ -521,11 +617,13 @@
     <w:p>
       <w:pPr>
         <w:rPr>
-          <w:lang w:val="en-US" w:eastAsia="hi-IN" w:bidi="hi-IN"/>
-        </w:rPr>
-      </w:pPr>
-      <w:r>
-        <w:rPr>
+          <w:rFonts w:asciiTheme="majorBidi" w:hAnsiTheme="majorBidi" w:cstheme="majorBidi"/>
+          <w:lang w:val="en-US" w:eastAsia="hi-IN" w:bidi="hi-IN"/>
+        </w:rPr>
+      </w:pPr>
+      <w:r>
+        <w:rPr>
+          <w:rFonts w:asciiTheme="majorBidi" w:hAnsiTheme="majorBidi" w:cstheme="majorBidi"/>
           <w:lang w:val="en-US" w:eastAsia="hi-IN" w:bidi="hi-IN"/>
         </w:rPr>
         <w:t xml:space="preserve">value true and </w:t>
@@ -533,6 +631,7 @@
       <w:proofErr w:type="spellStart"/>
       <w:r>
         <w:rPr>
+          <w:rFonts w:asciiTheme="majorBidi" w:hAnsiTheme="majorBidi" w:cstheme="majorBidi"/>
           <w:lang w:val="en-US" w:eastAsia="hi-IN" w:bidi="hi-IN"/>
         </w:rPr>
         <w:t>setTitle</w:t>
@@ -540,6 +639,7 @@
       <w:proofErr w:type="spellEnd"/>
       <w:r>
         <w:rPr>
+          <w:rFonts w:asciiTheme="majorBidi" w:hAnsiTheme="majorBidi" w:cstheme="majorBidi"/>
           <w:lang w:val="en-US" w:eastAsia="hi-IN" w:bidi="hi-IN"/>
         </w:rPr>
         <w:t xml:space="preserve"> for title. Similarly, we use </w:t>
@@ -547,6 +647,7 @@
       <w:proofErr w:type="spellStart"/>
       <w:r>
         <w:rPr>
+          <w:rFonts w:asciiTheme="majorBidi" w:hAnsiTheme="majorBidi" w:cstheme="majorBidi"/>
           <w:lang w:val="en-US" w:eastAsia="hi-IN" w:bidi="hi-IN"/>
         </w:rPr>
         <w:t>onSupportNavigation</w:t>
@@ -554,6 +655,7 @@
       <w:proofErr w:type="spellEnd"/>
       <w:r>
         <w:rPr>
+          <w:rFonts w:asciiTheme="majorBidi" w:hAnsiTheme="majorBidi" w:cstheme="majorBidi"/>
           <w:lang w:val="en-US" w:eastAsia="hi-IN" w:bidi="hi-IN"/>
         </w:rPr>
         <w:t xml:space="preserve"> function with</w:t>
@@ -562,12 +664,14 @@
     <w:p>
       <w:pPr>
         <w:rPr>
-          <w:lang w:val="en-US" w:eastAsia="hi-IN" w:bidi="hi-IN"/>
-        </w:rPr>
-      </w:pPr>
-      <w:proofErr w:type="spellStart"/>
-      <w:r>
-        <w:rPr>
+          <w:rFonts w:asciiTheme="majorBidi" w:hAnsiTheme="majorBidi" w:cstheme="majorBidi"/>
+          <w:lang w:val="en-US" w:eastAsia="hi-IN" w:bidi="hi-IN"/>
+        </w:rPr>
+      </w:pPr>
+      <w:proofErr w:type="spellStart"/>
+      <w:r>
+        <w:rPr>
+          <w:rFonts w:asciiTheme="majorBidi" w:hAnsiTheme="majorBidi" w:cstheme="majorBidi"/>
           <w:lang w:val="en-US" w:eastAsia="hi-IN" w:bidi="hi-IN"/>
         </w:rPr>
         <w:t>backpressed</w:t>
@@ -575,6 +679,7 @@
       <w:proofErr w:type="spellEnd"/>
       <w:r>
         <w:rPr>
+          <w:rFonts w:asciiTheme="majorBidi" w:hAnsiTheme="majorBidi" w:cstheme="majorBidi"/>
           <w:lang w:val="en-US" w:eastAsia="hi-IN" w:bidi="hi-IN"/>
         </w:rPr>
         <w:t xml:space="preserve"> function called in it for </w:t>
@@ -582,6 +687,7 @@
       <w:proofErr w:type="spellStart"/>
       <w:r>
         <w:rPr>
+          <w:rFonts w:asciiTheme="majorBidi" w:hAnsiTheme="majorBidi" w:cstheme="majorBidi"/>
           <w:lang w:val="en-US" w:eastAsia="hi-IN" w:bidi="hi-IN"/>
         </w:rPr>
         <w:t>backKey</w:t>
@@ -589,6 +695,7 @@
       <w:proofErr w:type="spellEnd"/>
       <w:r>
         <w:rPr>
+          <w:rFonts w:asciiTheme="majorBidi" w:hAnsiTheme="majorBidi" w:cstheme="majorBidi"/>
           <w:lang w:val="en-US" w:eastAsia="hi-IN" w:bidi="hi-IN"/>
         </w:rPr>
         <w:t xml:space="preserve"> enabled</w:t>
@@ -597,6 +704,7 @@
     <w:p>
       <w:pPr>
         <w:rPr>
+          <w:rFonts w:asciiTheme="majorBidi" w:hAnsiTheme="majorBidi" w:cstheme="majorBidi"/>
           <w:lang w:val="en-US" w:eastAsia="hi-IN" w:bidi="hi-IN"/>
         </w:rPr>
       </w:pPr>
@@ -604,19 +712,27 @@
     <w:p>
       <w:pPr>
         <w:pStyle w:val="Heading1"/>
-      </w:pPr>
-      <w:r>
+        <w:rPr>
+          <w:rFonts w:cstheme="majorBidi"/>
+        </w:rPr>
+      </w:pPr>
+      <w:r>
+        <w:rPr>
+          <w:rFonts w:cstheme="majorBidi"/>
+        </w:rPr>
         <w:t>Explicit Intent:</w:t>
       </w:r>
     </w:p>
     <w:p>
       <w:pPr>
         <w:rPr>
-          <w:lang w:val="en-US" w:eastAsia="hi-IN" w:bidi="hi-IN"/>
-        </w:rPr>
-      </w:pPr>
-      <w:r>
-        <w:rPr>
+          <w:rFonts w:asciiTheme="majorBidi" w:hAnsiTheme="majorBidi" w:cstheme="majorBidi"/>
+          <w:lang w:val="en-US" w:eastAsia="hi-IN" w:bidi="hi-IN"/>
+        </w:rPr>
+      </w:pPr>
+      <w:r>
+        <w:rPr>
+          <w:rFonts w:asciiTheme="majorBidi" w:hAnsiTheme="majorBidi" w:cstheme="majorBidi"/>
           <w:lang w:val="en-US" w:eastAsia="hi-IN" w:bidi="hi-IN"/>
         </w:rPr>
         <w:t>These are used to send data from one activity to other, when we actually know about</w:t>
@@ -625,11 +741,13 @@
     <w:p>
       <w:pPr>
         <w:rPr>
-          <w:lang w:val="en-US" w:eastAsia="hi-IN" w:bidi="hi-IN"/>
-        </w:rPr>
-      </w:pPr>
-      <w:r>
-        <w:rPr>
+          <w:rFonts w:asciiTheme="majorBidi" w:hAnsiTheme="majorBidi" w:cstheme="majorBidi"/>
+          <w:lang w:val="en-US" w:eastAsia="hi-IN" w:bidi="hi-IN"/>
+        </w:rPr>
+      </w:pPr>
+      <w:r>
+        <w:rPr>
+          <w:rFonts w:asciiTheme="majorBidi" w:hAnsiTheme="majorBidi" w:cstheme="majorBidi"/>
           <w:lang w:val="en-US" w:eastAsia="hi-IN" w:bidi="hi-IN"/>
         </w:rPr>
         <w:t xml:space="preserve">our destination </w:t>
@@ -637,6 +755,7 @@
       <w:proofErr w:type="gramStart"/>
       <w:r>
         <w:rPr>
+          <w:rFonts w:asciiTheme="majorBidi" w:hAnsiTheme="majorBidi" w:cstheme="majorBidi"/>
           <w:lang w:val="en-US" w:eastAsia="hi-IN" w:bidi="hi-IN"/>
         </w:rPr>
         <w:t>source</w:t>
@@ -644,6 +763,7 @@
       <w:proofErr w:type="gramEnd"/>
       <w:r>
         <w:rPr>
+          <w:rFonts w:asciiTheme="majorBidi" w:hAnsiTheme="majorBidi" w:cstheme="majorBidi"/>
           <w:lang w:val="en-US" w:eastAsia="hi-IN" w:bidi="hi-IN"/>
         </w:rPr>
         <w:t>.</w:t>
@@ -652,6 +772,7 @@
     <w:p>
       <w:pPr>
         <w:rPr>
+          <w:rFonts w:asciiTheme="majorBidi" w:hAnsiTheme="majorBidi" w:cstheme="majorBidi"/>
           <w:lang w:val="en-US" w:eastAsia="hi-IN" w:bidi="hi-IN"/>
         </w:rPr>
       </w:pPr>
@@ -659,26 +780,35 @@
     <w:p>
       <w:pPr>
         <w:pStyle w:val="Heading1"/>
-      </w:pPr>
-      <w:r>
+        <w:rPr>
+          <w:rFonts w:cstheme="majorBidi"/>
+        </w:rPr>
+      </w:pPr>
+      <w:r>
+        <w:rPr>
+          <w:rFonts w:cstheme="majorBidi"/>
+        </w:rPr>
         <w:t xml:space="preserve">Implicit Intent: </w:t>
       </w:r>
     </w:p>
     <w:p>
       <w:pPr>
         <w:rPr>
-          <w:lang w:val="en-US" w:eastAsia="hi-IN" w:bidi="hi-IN"/>
-        </w:rPr>
-      </w:pPr>
-    </w:p>
-    <w:p>
-      <w:pPr>
-        <w:rPr>
-          <w:lang w:val="en-US" w:eastAsia="hi-IN" w:bidi="hi-IN"/>
-        </w:rPr>
-      </w:pPr>
-      <w:r>
-        <w:rPr>
+          <w:rFonts w:asciiTheme="majorBidi" w:hAnsiTheme="majorBidi" w:cstheme="majorBidi"/>
+          <w:lang w:val="en-US" w:eastAsia="hi-IN" w:bidi="hi-IN"/>
+        </w:rPr>
+      </w:pPr>
+    </w:p>
+    <w:p>
+      <w:pPr>
+        <w:rPr>
+          <w:rFonts w:asciiTheme="majorBidi" w:hAnsiTheme="majorBidi" w:cstheme="majorBidi"/>
+          <w:lang w:val="en-US" w:eastAsia="hi-IN" w:bidi="hi-IN"/>
+        </w:rPr>
+      </w:pPr>
+      <w:r>
+        <w:rPr>
+          <w:rFonts w:asciiTheme="majorBidi" w:hAnsiTheme="majorBidi" w:cstheme="majorBidi"/>
           <w:lang w:val="en-US" w:eastAsia="hi-IN" w:bidi="hi-IN"/>
         </w:rPr>
         <w:t>Intents are used to call services/activities as one category and broadcast receivers</w:t>
@@ -687,11 +817,13 @@
     <w:p>
       <w:pPr>
         <w:rPr>
-          <w:lang w:val="en-US" w:eastAsia="hi-IN" w:bidi="hi-IN"/>
-        </w:rPr>
-      </w:pPr>
-      <w:r>
-        <w:rPr>
+          <w:rFonts w:asciiTheme="majorBidi" w:hAnsiTheme="majorBidi" w:cstheme="majorBidi"/>
+          <w:lang w:val="en-US" w:eastAsia="hi-IN" w:bidi="hi-IN"/>
+        </w:rPr>
+      </w:pPr>
+      <w:r>
+        <w:rPr>
+          <w:rFonts w:asciiTheme="majorBidi" w:hAnsiTheme="majorBidi" w:cstheme="majorBidi"/>
           <w:lang w:val="en-US" w:eastAsia="hi-IN" w:bidi="hi-IN"/>
         </w:rPr>
         <w:t xml:space="preserve">like low battery notification, power saving mod, low your brightness, change network from </w:t>
@@ -700,12 +832,14 @@
     <w:p>
       <w:pPr>
         <w:rPr>
-          <w:lang w:val="en-US" w:eastAsia="hi-IN" w:bidi="hi-IN"/>
-        </w:rPr>
-      </w:pPr>
-      <w:proofErr w:type="spellStart"/>
-      <w:r>
-        <w:rPr>
+          <w:rFonts w:asciiTheme="majorBidi" w:hAnsiTheme="majorBidi" w:cstheme="majorBidi"/>
+          <w:lang w:val="en-US" w:eastAsia="hi-IN" w:bidi="hi-IN"/>
+        </w:rPr>
+      </w:pPr>
+      <w:proofErr w:type="spellStart"/>
+      <w:r>
+        <w:rPr>
+          <w:rFonts w:asciiTheme="majorBidi" w:hAnsiTheme="majorBidi" w:cstheme="majorBidi"/>
           <w:lang w:val="en-US" w:eastAsia="hi-IN" w:bidi="hi-IN"/>
         </w:rPr>
         <w:t>wifi</w:t>
@@ -713,6 +847,7 @@
       <w:proofErr w:type="spellEnd"/>
       <w:r>
         <w:rPr>
+          <w:rFonts w:asciiTheme="majorBidi" w:hAnsiTheme="majorBidi" w:cstheme="majorBidi"/>
           <w:lang w:val="en-US" w:eastAsia="hi-IN" w:bidi="hi-IN"/>
         </w:rPr>
         <w:t xml:space="preserve"> to data.</w:t>
@@ -721,6 +856,7 @@
     <w:p>
       <w:pPr>
         <w:rPr>
+          <w:rFonts w:asciiTheme="majorBidi" w:hAnsiTheme="majorBidi" w:cstheme="majorBidi"/>
           <w:lang w:val="en-US" w:eastAsia="hi-IN" w:bidi="hi-IN"/>
         </w:rPr>
       </w:pPr>
@@ -728,31 +864,43 @@
     <w:p>
       <w:pPr>
         <w:pStyle w:val="Heading1"/>
-      </w:pPr>
-      <w:proofErr w:type="spellStart"/>
-      <w:r>
+        <w:rPr>
+          <w:rFonts w:cstheme="majorBidi"/>
+        </w:rPr>
+      </w:pPr>
+      <w:proofErr w:type="spellStart"/>
+      <w:r>
+        <w:rPr>
+          <w:rFonts w:cstheme="majorBidi"/>
+        </w:rPr>
         <w:t>PackageManager</w:t>
       </w:r>
       <w:proofErr w:type="spellEnd"/>
       <w:r>
+        <w:rPr>
+          <w:rFonts w:cstheme="majorBidi"/>
+        </w:rPr>
         <w:t>:</w:t>
       </w:r>
     </w:p>
     <w:p>
       <w:pPr>
         <w:rPr>
-          <w:lang w:val="en-US" w:eastAsia="hi-IN" w:bidi="hi-IN"/>
-        </w:rPr>
-      </w:pPr>
-    </w:p>
-    <w:p>
-      <w:pPr>
-        <w:rPr>
-          <w:lang w:val="en-US" w:eastAsia="hi-IN" w:bidi="hi-IN"/>
-        </w:rPr>
-      </w:pPr>
-      <w:r>
-        <w:rPr>
+          <w:rFonts w:asciiTheme="majorBidi" w:hAnsiTheme="majorBidi" w:cstheme="majorBidi"/>
+          <w:lang w:val="en-US" w:eastAsia="hi-IN" w:bidi="hi-IN"/>
+        </w:rPr>
+      </w:pPr>
+    </w:p>
+    <w:p>
+      <w:pPr>
+        <w:rPr>
+          <w:rFonts w:asciiTheme="majorBidi" w:hAnsiTheme="majorBidi" w:cstheme="majorBidi"/>
+          <w:lang w:val="en-US" w:eastAsia="hi-IN" w:bidi="hi-IN"/>
+        </w:rPr>
+      </w:pPr>
+      <w:r>
+        <w:rPr>
+          <w:rFonts w:asciiTheme="majorBidi" w:hAnsiTheme="majorBidi" w:cstheme="majorBidi"/>
           <w:lang w:val="en-US" w:eastAsia="hi-IN" w:bidi="hi-IN"/>
         </w:rPr>
         <w:t>Package manager is just use to handle intents and it checks for apps that are</w:t>
@@ -761,11 +909,13 @@
     <w:p>
       <w:pPr>
         <w:rPr>
-          <w:lang w:val="en-US" w:eastAsia="hi-IN" w:bidi="hi-IN"/>
-        </w:rPr>
-      </w:pPr>
-      <w:r>
-        <w:rPr>
+          <w:rFonts w:asciiTheme="majorBidi" w:hAnsiTheme="majorBidi" w:cstheme="majorBidi"/>
+          <w:lang w:val="en-US" w:eastAsia="hi-IN" w:bidi="hi-IN"/>
+        </w:rPr>
+      </w:pPr>
+      <w:r>
+        <w:rPr>
+          <w:rFonts w:asciiTheme="majorBidi" w:hAnsiTheme="majorBidi" w:cstheme="majorBidi"/>
           <w:lang w:val="en-US" w:eastAsia="hi-IN" w:bidi="hi-IN"/>
         </w:rPr>
         <w:t>suitable for intents</w:t>
@@ -774,20 +924,23 @@
     <w:p>
       <w:pPr>
         <w:rPr>
-          <w:lang w:val="en-US" w:eastAsia="hi-IN" w:bidi="hi-IN"/>
-        </w:rPr>
-      </w:pPr>
-    </w:p>
-    <w:p>
-      <w:pPr>
-        <w:rPr>
-          <w:lang w:val="en-US" w:eastAsia="hi-IN" w:bidi="hi-IN"/>
-        </w:rPr>
-      </w:pPr>
-    </w:p>
-    <w:p>
-      <w:pPr>
-        <w:rPr>
+          <w:rFonts w:asciiTheme="majorBidi" w:hAnsiTheme="majorBidi" w:cstheme="majorBidi"/>
+          <w:lang w:val="en-US" w:eastAsia="hi-IN" w:bidi="hi-IN"/>
+        </w:rPr>
+      </w:pPr>
+    </w:p>
+    <w:p>
+      <w:pPr>
+        <w:rPr>
+          <w:rFonts w:asciiTheme="majorBidi" w:hAnsiTheme="majorBidi" w:cstheme="majorBidi"/>
+          <w:lang w:val="en-US" w:eastAsia="hi-IN" w:bidi="hi-IN"/>
+        </w:rPr>
+      </w:pPr>
+    </w:p>
+    <w:p>
+      <w:pPr>
+        <w:rPr>
+          <w:rFonts w:asciiTheme="majorBidi" w:hAnsiTheme="majorBidi" w:cstheme="majorBidi"/>
           <w:lang w:val="en-US" w:eastAsia="hi-IN" w:bidi="hi-IN"/>
         </w:rPr>
       </w:pPr>
@@ -795,6 +948,7 @@
       <w:proofErr w:type="gramStart"/>
       <w:r>
         <w:rPr>
+          <w:rFonts w:asciiTheme="majorBidi" w:hAnsiTheme="majorBidi" w:cstheme="majorBidi"/>
           <w:lang w:val="en-US" w:eastAsia="hi-IN" w:bidi="hi-IN"/>
         </w:rPr>
         <w:t>intent.setAction</w:t>
@@ -803,6 +957,7 @@
       <w:proofErr w:type="gramEnd"/>
       <w:r>
         <w:rPr>
+          <w:rFonts w:asciiTheme="majorBidi" w:hAnsiTheme="majorBidi" w:cstheme="majorBidi"/>
           <w:lang w:val="en-US" w:eastAsia="hi-IN" w:bidi="hi-IN"/>
         </w:rPr>
         <w:t>(</w:t>
@@ -810,6 +965,7 @@
       <w:proofErr w:type="spellStart"/>
       <w:r>
         <w:rPr>
+          <w:rFonts w:asciiTheme="majorBidi" w:hAnsiTheme="majorBidi" w:cstheme="majorBidi"/>
           <w:lang w:val="en-US" w:eastAsia="hi-IN" w:bidi="hi-IN"/>
         </w:rPr>
         <w:t>Action_Send</w:t>
@@ -817,6 +973,7 @@
       <w:proofErr w:type="spellEnd"/>
       <w:r>
         <w:rPr>
+          <w:rFonts w:asciiTheme="majorBidi" w:hAnsiTheme="majorBidi" w:cstheme="majorBidi"/>
           <w:lang w:val="en-US" w:eastAsia="hi-IN" w:bidi="hi-IN"/>
         </w:rPr>
         <w:t>)// to share data with other apps</w:t>
@@ -825,6 +982,7 @@
     <w:p>
       <w:pPr>
         <w:rPr>
+          <w:rFonts w:asciiTheme="majorBidi" w:hAnsiTheme="majorBidi" w:cstheme="majorBidi"/>
           <w:lang w:val="en-US" w:eastAsia="hi-IN" w:bidi="hi-IN"/>
         </w:rPr>
       </w:pPr>
@@ -832,6 +990,7 @@
       <w:proofErr w:type="gramStart"/>
       <w:r>
         <w:rPr>
+          <w:rFonts w:asciiTheme="majorBidi" w:hAnsiTheme="majorBidi" w:cstheme="majorBidi"/>
           <w:lang w:val="en-US" w:eastAsia="hi-IN" w:bidi="hi-IN"/>
         </w:rPr>
         <w:t>intent.setType</w:t>
@@ -840,6 +999,7 @@
       <w:proofErr w:type="gramEnd"/>
       <w:r>
         <w:rPr>
+          <w:rFonts w:asciiTheme="majorBidi" w:hAnsiTheme="majorBidi" w:cstheme="majorBidi"/>
           <w:lang w:val="en-US" w:eastAsia="hi-IN" w:bidi="hi-IN"/>
         </w:rPr>
         <w:t>("text/plain") // set type of text</w:t>
@@ -848,6 +1008,7 @@
     <w:p>
       <w:pPr>
         <w:rPr>
+          <w:rFonts w:asciiTheme="majorBidi" w:hAnsiTheme="majorBidi" w:cstheme="majorBidi"/>
           <w:lang w:val="en-US" w:eastAsia="hi-IN" w:bidi="hi-IN"/>
         </w:rPr>
       </w:pPr>
@@ -855,31 +1016,43 @@
     <w:p>
       <w:pPr>
         <w:pStyle w:val="Heading1"/>
-      </w:pPr>
-      <w:proofErr w:type="spellStart"/>
-      <w:r>
+        <w:rPr>
+          <w:rFonts w:cstheme="majorBidi"/>
+        </w:rPr>
+      </w:pPr>
+      <w:proofErr w:type="spellStart"/>
+      <w:r>
+        <w:rPr>
+          <w:rFonts w:cstheme="majorBidi"/>
+        </w:rPr>
         <w:t>RecyclerView</w:t>
       </w:r>
       <w:proofErr w:type="spellEnd"/>
       <w:r>
+        <w:rPr>
+          <w:rFonts w:cstheme="majorBidi"/>
+        </w:rPr>
         <w:t xml:space="preserve"> and Adapter:</w:t>
       </w:r>
     </w:p>
     <w:p>
       <w:pPr>
         <w:rPr>
-          <w:lang w:val="en-US" w:eastAsia="hi-IN" w:bidi="hi-IN"/>
-        </w:rPr>
-      </w:pPr>
-    </w:p>
-    <w:p>
-      <w:pPr>
-        <w:rPr>
-          <w:lang w:val="en-US" w:eastAsia="hi-IN" w:bidi="hi-IN"/>
-        </w:rPr>
-      </w:pPr>
-      <w:r>
-        <w:rPr>
+          <w:rFonts w:asciiTheme="majorBidi" w:hAnsiTheme="majorBidi" w:cstheme="majorBidi"/>
+          <w:lang w:val="en-US" w:eastAsia="hi-IN" w:bidi="hi-IN"/>
+        </w:rPr>
+      </w:pPr>
+    </w:p>
+    <w:p>
+      <w:pPr>
+        <w:rPr>
+          <w:rFonts w:asciiTheme="majorBidi" w:hAnsiTheme="majorBidi" w:cstheme="majorBidi"/>
+          <w:lang w:val="en-US" w:eastAsia="hi-IN" w:bidi="hi-IN"/>
+        </w:rPr>
+      </w:pPr>
+      <w:r>
+        <w:rPr>
+          <w:rFonts w:asciiTheme="majorBidi" w:hAnsiTheme="majorBidi" w:cstheme="majorBidi"/>
           <w:lang w:val="en-US" w:eastAsia="hi-IN" w:bidi="hi-IN"/>
         </w:rPr>
         <w:t xml:space="preserve">We use </w:t>
@@ -887,6 +1060,7 @@
       <w:proofErr w:type="spellStart"/>
       <w:r>
         <w:rPr>
+          <w:rFonts w:asciiTheme="majorBidi" w:hAnsiTheme="majorBidi" w:cstheme="majorBidi"/>
           <w:lang w:val="en-US" w:eastAsia="hi-IN" w:bidi="hi-IN"/>
         </w:rPr>
         <w:t>recyclerview</w:t>
@@ -894,6 +1068,7 @@
       <w:proofErr w:type="spellEnd"/>
       <w:r>
         <w:rPr>
+          <w:rFonts w:asciiTheme="majorBidi" w:hAnsiTheme="majorBidi" w:cstheme="majorBidi"/>
           <w:lang w:val="en-US" w:eastAsia="hi-IN" w:bidi="hi-IN"/>
         </w:rPr>
         <w:t xml:space="preserve"> to make grids and lists. Adapter can be used to place data on views</w:t>
@@ -902,11 +1077,13 @@
     <w:p>
       <w:pPr>
         <w:rPr>
-          <w:lang w:val="en-US" w:eastAsia="hi-IN" w:bidi="hi-IN"/>
-        </w:rPr>
-      </w:pPr>
-      <w:r>
-        <w:rPr>
+          <w:rFonts w:asciiTheme="majorBidi" w:hAnsiTheme="majorBidi" w:cstheme="majorBidi"/>
+          <w:lang w:val="en-US" w:eastAsia="hi-IN" w:bidi="hi-IN"/>
+        </w:rPr>
+      </w:pPr>
+      <w:r>
+        <w:rPr>
+          <w:rFonts w:asciiTheme="majorBidi" w:hAnsiTheme="majorBidi" w:cstheme="majorBidi"/>
           <w:lang w:val="en-US" w:eastAsia="hi-IN" w:bidi="hi-IN"/>
         </w:rPr>
         <w:t>online via databases. It is actually middle man.</w:t>
@@ -915,32 +1092,44 @@
     <w:p>
       <w:pPr>
         <w:pStyle w:val="Heading1"/>
-      </w:pPr>
-      <w:proofErr w:type="spellStart"/>
-      <w:r>
+        <w:rPr>
+          <w:rFonts w:cstheme="majorBidi"/>
+        </w:rPr>
+      </w:pPr>
+      <w:proofErr w:type="spellStart"/>
+      <w:r>
+        <w:rPr>
+          <w:rFonts w:cstheme="majorBidi"/>
+        </w:rPr>
         <w:t>SnackBar</w:t>
       </w:r>
       <w:proofErr w:type="spellEnd"/>
       <w:r>
+        <w:rPr>
+          <w:rFonts w:cstheme="majorBidi"/>
+        </w:rPr>
         <w:t>:</w:t>
       </w:r>
     </w:p>
     <w:p>
       <w:pPr>
         <w:rPr>
-          <w:lang w:val="en-US" w:eastAsia="hi-IN" w:bidi="hi-IN"/>
-        </w:rPr>
-      </w:pPr>
-    </w:p>
-    <w:p>
-      <w:pPr>
-        <w:rPr>
-          <w:lang w:val="en-US" w:eastAsia="hi-IN" w:bidi="hi-IN"/>
-        </w:rPr>
-      </w:pPr>
-      <w:proofErr w:type="spellStart"/>
-      <w:r>
-        <w:rPr>
+          <w:rFonts w:asciiTheme="majorBidi" w:hAnsiTheme="majorBidi" w:cstheme="majorBidi"/>
+          <w:lang w:val="en-US" w:eastAsia="hi-IN" w:bidi="hi-IN"/>
+        </w:rPr>
+      </w:pPr>
+    </w:p>
+    <w:p>
+      <w:pPr>
+        <w:rPr>
+          <w:rFonts w:asciiTheme="majorBidi" w:hAnsiTheme="majorBidi" w:cstheme="majorBidi"/>
+          <w:lang w:val="en-US" w:eastAsia="hi-IN" w:bidi="hi-IN"/>
+        </w:rPr>
+      </w:pPr>
+      <w:proofErr w:type="spellStart"/>
+      <w:r>
+        <w:rPr>
+          <w:rFonts w:asciiTheme="majorBidi" w:hAnsiTheme="majorBidi" w:cstheme="majorBidi"/>
           <w:lang w:val="en-US" w:eastAsia="hi-IN" w:bidi="hi-IN"/>
         </w:rPr>
         <w:t>Snackbar</w:t>
@@ -948,6 +1137,7 @@
       <w:proofErr w:type="spellEnd"/>
       <w:r>
         <w:rPr>
+          <w:rFonts w:asciiTheme="majorBidi" w:hAnsiTheme="majorBidi" w:cstheme="majorBidi"/>
           <w:lang w:val="en-US" w:eastAsia="hi-IN" w:bidi="hi-IN"/>
         </w:rPr>
         <w:t xml:space="preserve"> is like toast but it has button in it, binding is duplicate of linking</w:t>
@@ -956,367 +1146,2025 @@
     <w:p>
       <w:pPr>
         <w:rPr>
-          <w:lang w:val="en-US" w:eastAsia="hi-IN" w:bidi="hi-IN"/>
-        </w:rPr>
-      </w:pPr>
-      <w:r>
-        <w:rPr>
-          <w:lang w:val="en-US" w:eastAsia="hi-IN" w:bidi="hi-IN"/>
+          <w:rFonts w:asciiTheme="majorBidi" w:hAnsiTheme="majorBidi" w:cstheme="majorBidi"/>
+          <w:lang w:val="en-US" w:eastAsia="hi-IN" w:bidi="hi-IN"/>
+        </w:rPr>
+      </w:pPr>
+      <w:r>
+        <w:rPr>
+          <w:rFonts w:asciiTheme="majorBidi" w:hAnsiTheme="majorBidi" w:cstheme="majorBidi"/>
+          <w:lang w:val="en-US" w:eastAsia="hi-IN" w:bidi="hi-IN"/>
+        </w:rPr>
+        <w:t>frontend with backend</w:t>
+      </w:r>
+    </w:p>
+    <w:p>
+      <w:pPr>
+        <w:rPr>
+          <w:rFonts w:asciiTheme="majorBidi" w:hAnsiTheme="majorBidi" w:cstheme="majorBidi"/>
+          <w:lang w:val="en-US" w:eastAsia="hi-IN" w:bidi="hi-IN"/>
+        </w:rPr>
+      </w:pPr>
+      <w:r>
+        <w:rPr>
+          <w:rFonts w:asciiTheme="majorBidi" w:hAnsiTheme="majorBidi" w:cstheme="majorBidi"/>
+          <w:lang w:val="en-US" w:eastAsia="hi-IN" w:bidi="hi-IN"/>
+        </w:rPr>
+        <w:t xml:space="preserve">Actually, for every layout </w:t>
+      </w:r>
+      <w:proofErr w:type="gramStart"/>
+      <w:r>
+        <w:rPr>
+          <w:rFonts w:asciiTheme="majorBidi" w:hAnsiTheme="majorBidi" w:cstheme="majorBidi"/>
+          <w:lang w:val="en-US" w:eastAsia="hi-IN" w:bidi="hi-IN"/>
+        </w:rPr>
+        <w:t>file ,</w:t>
+      </w:r>
+      <w:proofErr w:type="gramEnd"/>
+      <w:r>
+        <w:rPr>
+          <w:rFonts w:asciiTheme="majorBidi" w:hAnsiTheme="majorBidi" w:cstheme="majorBidi"/>
+          <w:lang w:val="en-US" w:eastAsia="hi-IN" w:bidi="hi-IN"/>
+        </w:rPr>
+        <w:t xml:space="preserve"> binding class is generated (Pascal Case)</w:t>
+      </w:r>
+    </w:p>
+    <w:p>
+      <w:pPr>
+        <w:rPr>
+          <w:rFonts w:asciiTheme="majorBidi" w:hAnsiTheme="majorBidi" w:cstheme="majorBidi"/>
+          <w:lang w:val="en-US" w:eastAsia="hi-IN" w:bidi="hi-IN"/>
+        </w:rPr>
+      </w:pPr>
+    </w:p>
+    <w:p>
+      <w:pPr>
+        <w:pStyle w:val="Heading1"/>
+        <w:rPr>
+          <w:rFonts w:cstheme="majorBidi"/>
+        </w:rPr>
+      </w:pPr>
+      <w:r>
+        <w:rPr>
+          <w:rFonts w:cstheme="majorBidi"/>
         </w:rPr>
         <w:lastRenderedPageBreak/>
-        <w:t>frontend with backend</w:t>
-      </w:r>
-    </w:p>
-    <w:p>
-      <w:pPr>
-        <w:rPr>
-          <w:lang w:val="en-US" w:eastAsia="hi-IN" w:bidi="hi-IN"/>
-        </w:rPr>
-      </w:pPr>
-      <w:r>
-        <w:rPr>
-          <w:lang w:val="en-US" w:eastAsia="hi-IN" w:bidi="hi-IN"/>
-        </w:rPr>
-        <w:t xml:space="preserve">Actually, for every layout </w:t>
+        <w:t>Benefits</w:t>
+      </w:r>
+      <w:r>
+        <w:rPr>
+          <w:rFonts w:cstheme="majorBidi"/>
+        </w:rPr>
+        <w:t xml:space="preserve"> of Binding</w:t>
+      </w:r>
+      <w:r>
+        <w:rPr>
+          <w:rFonts w:cstheme="majorBidi"/>
+        </w:rPr>
+        <w:t>:</w:t>
+      </w:r>
+    </w:p>
+    <w:p>
+      <w:pPr>
+        <w:rPr>
+          <w:rFonts w:asciiTheme="majorBidi" w:hAnsiTheme="majorBidi" w:cstheme="majorBidi"/>
+          <w:lang w:val="en-US" w:eastAsia="hi-IN" w:bidi="hi-IN"/>
+        </w:rPr>
+      </w:pPr>
+      <w:r>
+        <w:rPr>
+          <w:rFonts w:asciiTheme="majorBidi" w:hAnsiTheme="majorBidi" w:cstheme="majorBidi"/>
+          <w:lang w:val="en-US" w:eastAsia="hi-IN" w:bidi="hi-IN"/>
+        </w:rPr>
+        <w:t xml:space="preserve">It has properties for views in binding class. It will be </w:t>
       </w:r>
       <w:proofErr w:type="gramStart"/>
       <w:r>
         <w:rPr>
-          <w:lang w:val="en-US" w:eastAsia="hi-IN" w:bidi="hi-IN"/>
-        </w:rPr>
-        <w:t>file ,</w:t>
+          <w:rFonts w:asciiTheme="majorBidi" w:hAnsiTheme="majorBidi" w:cstheme="majorBidi"/>
+          <w:lang w:val="en-US" w:eastAsia="hi-IN" w:bidi="hi-IN"/>
+        </w:rPr>
+        <w:t>type</w:t>
       </w:r>
       <w:proofErr w:type="gramEnd"/>
       <w:r>
         <w:rPr>
-          <w:lang w:val="en-US" w:eastAsia="hi-IN" w:bidi="hi-IN"/>
-        </w:rPr>
-        <w:t xml:space="preserve"> binding class is generated (Pascal Case)</w:t>
-      </w:r>
-    </w:p>
-    <w:p>
-      <w:pPr>
-        <w:rPr>
-          <w:lang w:val="en-US" w:eastAsia="hi-IN" w:bidi="hi-IN"/>
-        </w:rPr>
-      </w:pPr>
+          <w:rFonts w:asciiTheme="majorBidi" w:hAnsiTheme="majorBidi" w:cstheme="majorBidi"/>
+          <w:lang w:val="en-US" w:eastAsia="hi-IN" w:bidi="hi-IN"/>
+        </w:rPr>
+        <w:t xml:space="preserve"> safety, like property generated </w:t>
+      </w:r>
+    </w:p>
+    <w:p>
+      <w:pPr>
+        <w:rPr>
+          <w:rFonts w:asciiTheme="majorBidi" w:hAnsiTheme="majorBidi" w:cstheme="majorBidi"/>
+          <w:lang w:val="en-US" w:eastAsia="hi-IN" w:bidi="hi-IN"/>
+        </w:rPr>
+      </w:pPr>
+      <w:r>
+        <w:rPr>
+          <w:rFonts w:asciiTheme="majorBidi" w:hAnsiTheme="majorBidi" w:cstheme="majorBidi"/>
+          <w:lang w:val="en-US" w:eastAsia="hi-IN" w:bidi="hi-IN"/>
+        </w:rPr>
+        <w:t>will match with exact view. No null reference error as it will have only defined properties</w:t>
+      </w:r>
+    </w:p>
+    <w:p>
+      <w:pPr>
+        <w:rPr>
+          <w:rFonts w:asciiTheme="majorBidi" w:hAnsiTheme="majorBidi" w:cstheme="majorBidi"/>
+          <w:lang w:val="en-US" w:eastAsia="hi-IN" w:bidi="hi-IN"/>
+        </w:rPr>
+      </w:pPr>
+      <w:r>
+        <w:rPr>
+          <w:rFonts w:asciiTheme="majorBidi" w:hAnsiTheme="majorBidi" w:cstheme="majorBidi"/>
+          <w:lang w:val="en-US" w:eastAsia="hi-IN" w:bidi="hi-IN"/>
+        </w:rPr>
+        <w:t>for each view we are using. It generates compile time error</w:t>
+      </w:r>
     </w:p>
     <w:p>
       <w:pPr>
         <w:pStyle w:val="Heading1"/>
-      </w:pPr>
-      <w:r>
-        <w:t>Benefits</w:t>
-      </w:r>
-      <w:r>
-        <w:t xml:space="preserve"> of Binding</w:t>
-      </w:r>
-      <w:r>
+        <w:rPr>
+          <w:rFonts w:cstheme="majorBidi"/>
+        </w:rPr>
+      </w:pPr>
+    </w:p>
+    <w:p>
+      <w:pPr>
+        <w:pStyle w:val="Heading1"/>
+        <w:rPr>
+          <w:rFonts w:cstheme="majorBidi"/>
+        </w:rPr>
+      </w:pPr>
+      <w:r>
+        <w:rPr>
+          <w:rFonts w:cstheme="majorBidi"/>
+        </w:rPr>
+        <w:t xml:space="preserve">The </w:t>
+      </w:r>
+      <w:proofErr w:type="gramStart"/>
+      <w:r>
+        <w:rPr>
+          <w:rFonts w:cstheme="majorBidi"/>
+        </w:rPr>
+        <w:t>inflate(</w:t>
+      </w:r>
+      <w:proofErr w:type="gramEnd"/>
+      <w:r>
+        <w:rPr>
+          <w:rFonts w:cstheme="majorBidi"/>
+        </w:rPr>
+        <w:t xml:space="preserve">) method </w:t>
+      </w:r>
+    </w:p>
+    <w:p>
+      <w:pPr>
+        <w:rPr>
+          <w:rFonts w:asciiTheme="majorBidi" w:hAnsiTheme="majorBidi" w:cstheme="majorBidi"/>
+        </w:rPr>
+      </w:pPr>
+      <w:r>
+        <w:rPr>
+          <w:rFonts w:asciiTheme="majorBidi" w:hAnsiTheme="majorBidi" w:cstheme="majorBidi"/>
+        </w:rPr>
+        <w:t xml:space="preserve">returns an instance of the binding class </w:t>
+      </w:r>
+    </w:p>
+    <w:p>
+      <w:pPr>
+        <w:rPr>
+          <w:rFonts w:asciiTheme="majorBidi" w:hAnsiTheme="majorBidi" w:cstheme="majorBidi"/>
+          <w:lang w:val="en-US" w:eastAsia="hi-IN" w:bidi="hi-IN"/>
+        </w:rPr>
+      </w:pPr>
+      <w:r>
+        <w:rPr>
+          <w:rFonts w:asciiTheme="majorBidi" w:hAnsiTheme="majorBidi" w:cstheme="majorBidi"/>
+          <w:lang w:val="en-US" w:eastAsia="hi-IN" w:bidi="hi-IN"/>
+        </w:rPr>
+        <w:t>that contains references to all the views defined in the layout file.</w:t>
+      </w:r>
+    </w:p>
+    <w:p>
+      <w:pPr>
+        <w:rPr>
+          <w:rFonts w:asciiTheme="majorBidi" w:hAnsiTheme="majorBidi" w:cstheme="majorBidi"/>
+          <w:lang w:val="en-US" w:eastAsia="hi-IN" w:bidi="hi-IN"/>
+        </w:rPr>
+      </w:pPr>
+    </w:p>
+    <w:p>
+      <w:pPr>
+        <w:rPr>
+          <w:rFonts w:asciiTheme="majorBidi" w:hAnsiTheme="majorBidi" w:cstheme="majorBidi"/>
+          <w:lang w:val="en-US" w:eastAsia="hi-IN" w:bidi="hi-IN"/>
+        </w:rPr>
+      </w:pPr>
+      <w:r>
+        <w:rPr>
+          <w:rFonts w:asciiTheme="majorBidi" w:hAnsiTheme="majorBidi" w:cstheme="majorBidi"/>
+          <w:lang w:val="en-US" w:eastAsia="hi-IN" w:bidi="hi-IN"/>
+        </w:rPr>
+        <w:t>Table is root. Layout is our room and decorations are our views</w:t>
+      </w:r>
+    </w:p>
+    <w:p>
+      <w:pPr>
+        <w:rPr>
+          <w:rFonts w:asciiTheme="majorBidi" w:hAnsiTheme="majorBidi" w:cstheme="majorBidi"/>
+          <w:lang w:val="en-US" w:eastAsia="hi-IN" w:bidi="hi-IN"/>
+        </w:rPr>
+      </w:pPr>
+      <w:r>
+        <w:rPr>
+          <w:rFonts w:asciiTheme="majorBidi" w:hAnsiTheme="majorBidi" w:cstheme="majorBidi"/>
+          <w:lang w:val="en-US" w:eastAsia="hi-IN" w:bidi="hi-IN"/>
+        </w:rPr>
+        <w:t xml:space="preserve">Just like the table or stand in our party decoration example, </w:t>
+      </w:r>
+    </w:p>
+    <w:p>
+      <w:pPr>
+        <w:rPr>
+          <w:rFonts w:asciiTheme="majorBidi" w:hAnsiTheme="majorBidi" w:cstheme="majorBidi"/>
+          <w:lang w:val="en-US" w:eastAsia="hi-IN" w:bidi="hi-IN"/>
+        </w:rPr>
+      </w:pPr>
+      <w:r>
+        <w:rPr>
+          <w:rFonts w:asciiTheme="majorBidi" w:hAnsiTheme="majorBidi" w:cstheme="majorBidi"/>
+          <w:lang w:val="en-US" w:eastAsia="hi-IN" w:bidi="hi-IN"/>
+        </w:rPr>
+        <w:t xml:space="preserve">Showroom is root and views are cars inside </w:t>
+      </w:r>
+      <w:proofErr w:type="gramStart"/>
+      <w:r>
+        <w:rPr>
+          <w:rFonts w:asciiTheme="majorBidi" w:hAnsiTheme="majorBidi" w:cstheme="majorBidi"/>
+          <w:lang w:val="en-US" w:eastAsia="hi-IN" w:bidi="hi-IN"/>
+        </w:rPr>
+        <w:t>it  and</w:t>
+      </w:r>
+      <w:proofErr w:type="gramEnd"/>
+      <w:r>
+        <w:rPr>
+          <w:rFonts w:asciiTheme="majorBidi" w:hAnsiTheme="majorBidi" w:cstheme="majorBidi"/>
+          <w:lang w:val="en-US" w:eastAsia="hi-IN" w:bidi="hi-IN"/>
+        </w:rPr>
+        <w:t xml:space="preserve"> place holding show room is like layout.</w:t>
+      </w:r>
+    </w:p>
+    <w:p>
+      <w:pPr>
+        <w:rPr>
+          <w:rFonts w:asciiTheme="majorBidi" w:hAnsiTheme="majorBidi" w:cstheme="majorBidi"/>
+          <w:lang w:val="en-US" w:eastAsia="hi-IN" w:bidi="hi-IN"/>
+        </w:rPr>
+      </w:pPr>
+      <w:proofErr w:type="spellStart"/>
+      <w:proofErr w:type="gramStart"/>
+      <w:r>
+        <w:rPr>
+          <w:rFonts w:asciiTheme="majorBidi" w:hAnsiTheme="majorBidi" w:cstheme="majorBidi"/>
+          <w:lang w:val="en-US" w:eastAsia="hi-IN" w:bidi="hi-IN"/>
+        </w:rPr>
+        <w:t>binding.root</w:t>
+      </w:r>
+      <w:proofErr w:type="spellEnd"/>
+      <w:proofErr w:type="gramEnd"/>
+      <w:r>
+        <w:rPr>
+          <w:rFonts w:asciiTheme="majorBidi" w:hAnsiTheme="majorBidi" w:cstheme="majorBidi"/>
+          <w:lang w:val="en-US" w:eastAsia="hi-IN" w:bidi="hi-IN"/>
+        </w:rPr>
+        <w:t xml:space="preserve"> is the view that holds all the other views defined in the layout file, </w:t>
+      </w:r>
+    </w:p>
+    <w:p>
+      <w:pPr>
+        <w:rPr>
+          <w:rFonts w:asciiTheme="majorBidi" w:hAnsiTheme="majorBidi" w:cstheme="majorBidi"/>
+          <w:lang w:val="en-US" w:eastAsia="hi-IN" w:bidi="hi-IN"/>
+        </w:rPr>
+      </w:pPr>
+      <w:r>
+        <w:rPr>
+          <w:rFonts w:asciiTheme="majorBidi" w:hAnsiTheme="majorBidi" w:cstheme="majorBidi"/>
+          <w:lang w:val="en-US" w:eastAsia="hi-IN" w:bidi="hi-IN"/>
+        </w:rPr>
+        <w:t>and it serves as the starting point for accessing and manipulating the views in the layout file.</w:t>
+      </w:r>
+    </w:p>
+    <w:p>
+      <w:pPr>
+        <w:rPr>
+          <w:rFonts w:asciiTheme="majorBidi" w:hAnsiTheme="majorBidi" w:cstheme="majorBidi"/>
+          <w:lang w:val="en-US" w:eastAsia="hi-IN" w:bidi="hi-IN"/>
+        </w:rPr>
+      </w:pPr>
+      <w:r>
+        <w:rPr>
+          <w:rFonts w:asciiTheme="majorBidi" w:hAnsiTheme="majorBidi" w:cstheme="majorBidi"/>
+          <w:lang w:val="en-US" w:eastAsia="hi-IN" w:bidi="hi-IN"/>
+        </w:rPr>
+        <w:t xml:space="preserve">Use </w:t>
+      </w:r>
+      <w:proofErr w:type="gramStart"/>
+      <w:r>
+        <w:rPr>
+          <w:rFonts w:asciiTheme="majorBidi" w:hAnsiTheme="majorBidi" w:cstheme="majorBidi"/>
+          <w:lang w:val="en-US" w:eastAsia="hi-IN" w:bidi="hi-IN"/>
+        </w:rPr>
+        <w:t>unbind(</w:t>
+      </w:r>
+      <w:proofErr w:type="gramEnd"/>
+      <w:r>
+        <w:rPr>
+          <w:rFonts w:asciiTheme="majorBidi" w:hAnsiTheme="majorBidi" w:cstheme="majorBidi"/>
+          <w:lang w:val="en-US" w:eastAsia="hi-IN" w:bidi="hi-IN"/>
+        </w:rPr>
+        <w:t>) to avoid memory leaks.</w:t>
+      </w:r>
+    </w:p>
+    <w:p>
+      <w:pPr>
+        <w:rPr>
+          <w:rFonts w:asciiTheme="majorBidi" w:hAnsiTheme="majorBidi" w:cstheme="majorBidi"/>
+          <w:lang w:val="en-US" w:eastAsia="hi-IN" w:bidi="hi-IN"/>
+        </w:rPr>
+      </w:pPr>
+    </w:p>
+    <w:p>
+      <w:pPr>
+        <w:rPr>
+          <w:rFonts w:asciiTheme="majorBidi" w:hAnsiTheme="majorBidi" w:cstheme="majorBidi"/>
+          <w:lang w:val="en-US" w:eastAsia="hi-IN" w:bidi="hi-IN"/>
+        </w:rPr>
+      </w:pPr>
+    </w:p>
+    <w:p>
+      <w:pPr>
+        <w:rPr>
+          <w:rFonts w:asciiTheme="majorBidi" w:hAnsiTheme="majorBidi" w:cstheme="majorBidi"/>
+          <w:lang w:val="en-US" w:eastAsia="hi-IN" w:bidi="hi-IN"/>
+        </w:rPr>
+      </w:pPr>
+      <w:r>
+        <w:rPr>
+          <w:rFonts w:asciiTheme="majorBidi" w:hAnsiTheme="majorBidi" w:cstheme="majorBidi"/>
+          <w:lang w:val="en-US" w:eastAsia="hi-IN" w:bidi="hi-IN"/>
+        </w:rPr>
+        <w:t xml:space="preserve">In addition to memory leaks, failing to unbind View Binding instances can also cause issues with configuration changes. </w:t>
+      </w:r>
+    </w:p>
+    <w:p>
+      <w:pPr>
+        <w:rPr>
+          <w:rFonts w:asciiTheme="majorBidi" w:hAnsiTheme="majorBidi" w:cstheme="majorBidi"/>
+          <w:lang w:val="en-US" w:eastAsia="hi-IN" w:bidi="hi-IN"/>
+        </w:rPr>
+      </w:pPr>
+      <w:r>
+        <w:rPr>
+          <w:rFonts w:asciiTheme="majorBidi" w:hAnsiTheme="majorBidi" w:cstheme="majorBidi"/>
+          <w:lang w:val="en-US" w:eastAsia="hi-IN" w:bidi="hi-IN"/>
+        </w:rPr>
+        <w:t xml:space="preserve">For example, if your app is in landscape mode and the user rotates the device to portrait mode, the system will destroy and recreate the activity to apply the new configuration. </w:t>
+      </w:r>
+    </w:p>
+    <w:p>
+      <w:pPr>
+        <w:rPr>
+          <w:rFonts w:asciiTheme="majorBidi" w:hAnsiTheme="majorBidi" w:cstheme="majorBidi"/>
+          <w:lang w:val="en-US" w:eastAsia="hi-IN" w:bidi="hi-IN"/>
+        </w:rPr>
+      </w:pPr>
+      <w:r>
+        <w:rPr>
+          <w:rFonts w:asciiTheme="majorBidi" w:hAnsiTheme="majorBidi" w:cstheme="majorBidi"/>
+          <w:lang w:val="en-US" w:eastAsia="hi-IN" w:bidi="hi-IN"/>
+        </w:rPr>
+        <w:t xml:space="preserve">If you haven't properly released the View Binding instance in </w:t>
+      </w:r>
+      <w:proofErr w:type="spellStart"/>
+      <w:proofErr w:type="gramStart"/>
+      <w:r>
+        <w:rPr>
+          <w:rFonts w:asciiTheme="majorBidi" w:hAnsiTheme="majorBidi" w:cstheme="majorBidi"/>
+          <w:lang w:val="en-US" w:eastAsia="hi-IN" w:bidi="hi-IN"/>
+        </w:rPr>
+        <w:t>onDestroy</w:t>
+      </w:r>
+      <w:proofErr w:type="spellEnd"/>
+      <w:r>
+        <w:rPr>
+          <w:rFonts w:asciiTheme="majorBidi" w:hAnsiTheme="majorBidi" w:cstheme="majorBidi"/>
+          <w:lang w:val="en-US" w:eastAsia="hi-IN" w:bidi="hi-IN"/>
+        </w:rPr>
+        <w:t>(</w:t>
+      </w:r>
+      <w:proofErr w:type="gramEnd"/>
+      <w:r>
+        <w:rPr>
+          <w:rFonts w:asciiTheme="majorBidi" w:hAnsiTheme="majorBidi" w:cstheme="majorBidi"/>
+          <w:lang w:val="en-US" w:eastAsia="hi-IN" w:bidi="hi-IN"/>
+        </w:rPr>
+        <w:t xml:space="preserve">), the new activity instance will hold a reference to the old instance's views, </w:t>
+      </w:r>
+    </w:p>
+    <w:p>
+      <w:pPr>
+        <w:rPr>
+          <w:rFonts w:asciiTheme="majorBidi" w:hAnsiTheme="majorBidi" w:cstheme="majorBidi"/>
+          <w:lang w:val="en-US" w:eastAsia="hi-IN" w:bidi="hi-IN"/>
+        </w:rPr>
+      </w:pPr>
+      <w:r>
+        <w:rPr>
+          <w:rFonts w:asciiTheme="majorBidi" w:hAnsiTheme="majorBidi" w:cstheme="majorBidi"/>
+          <w:lang w:val="en-US" w:eastAsia="hi-IN" w:bidi="hi-IN"/>
+        </w:rPr>
+        <w:t>which can cause unexpected behavior.</w:t>
+      </w:r>
+    </w:p>
+    <w:p>
+      <w:pPr>
+        <w:rPr>
+          <w:rFonts w:asciiTheme="majorBidi" w:hAnsiTheme="majorBidi" w:cstheme="majorBidi"/>
+          <w:lang w:val="en-US" w:eastAsia="hi-IN" w:bidi="hi-IN"/>
+        </w:rPr>
+      </w:pPr>
+    </w:p>
+    <w:p>
+      <w:pPr>
+        <w:pStyle w:val="Heading1"/>
+        <w:rPr>
+          <w:rFonts w:cstheme="majorBidi"/>
+        </w:rPr>
+      </w:pPr>
+      <w:proofErr w:type="spellStart"/>
+      <w:r>
+        <w:rPr>
+          <w:rFonts w:cstheme="majorBidi"/>
+        </w:rPr>
+        <w:t>registerForActivityResult</w:t>
+      </w:r>
+      <w:proofErr w:type="spellEnd"/>
+      <w:r>
+        <w:rPr>
+          <w:rFonts w:cstheme="majorBidi"/>
+        </w:rPr>
+        <w:t xml:space="preserve"> and </w:t>
+      </w:r>
+      <w:proofErr w:type="spellStart"/>
+      <w:r>
+        <w:rPr>
+          <w:rFonts w:cstheme="majorBidi"/>
+        </w:rPr>
+        <w:t>ActivityResultLauncher</w:t>
+      </w:r>
+      <w:proofErr w:type="spellEnd"/>
+      <w:r>
+        <w:rPr>
+          <w:rFonts w:cstheme="majorBidi"/>
+        </w:rPr>
+        <w:t xml:space="preserve"> and </w:t>
+      </w:r>
+      <w:proofErr w:type="spellStart"/>
+      <w:r>
+        <w:rPr>
+          <w:rFonts w:cstheme="majorBidi"/>
+        </w:rPr>
+        <w:t>ActivityResultContracts</w:t>
+      </w:r>
+      <w:proofErr w:type="spellEnd"/>
+      <w:r>
+        <w:rPr>
+          <w:rFonts w:cstheme="majorBidi"/>
+        </w:rPr>
         <w:t>:</w:t>
       </w:r>
     </w:p>
     <w:p>
       <w:pPr>
         <w:rPr>
-          <w:lang w:val="en-US" w:eastAsia="hi-IN" w:bidi="hi-IN"/>
-        </w:rPr>
-      </w:pPr>
-      <w:r>
-        <w:rPr>
-          <w:lang w:val="en-US" w:eastAsia="hi-IN" w:bidi="hi-IN"/>
-        </w:rPr>
-        <w:t xml:space="preserve">It has properties for views in binding class. It will be </w:t>
-      </w:r>
+          <w:rFonts w:asciiTheme="majorBidi" w:hAnsiTheme="majorBidi" w:cstheme="majorBidi"/>
+        </w:rPr>
+      </w:pPr>
+      <w:r>
+        <w:rPr>
+          <w:rFonts w:asciiTheme="majorBidi" w:hAnsiTheme="majorBidi" w:cstheme="majorBidi"/>
+        </w:rPr>
+        <w:t xml:space="preserve">In summary, </w:t>
+      </w:r>
+      <w:proofErr w:type="spellStart"/>
       <w:proofErr w:type="gramStart"/>
       <w:r>
         <w:rPr>
-          <w:lang w:val="en-US" w:eastAsia="hi-IN" w:bidi="hi-IN"/>
-        </w:rPr>
-        <w:t>type</w:t>
+          <w:rFonts w:asciiTheme="majorBidi" w:hAnsiTheme="majorBidi" w:cstheme="majorBidi"/>
+        </w:rPr>
+        <w:t>registerForActivityResult</w:t>
+      </w:r>
+      <w:proofErr w:type="spellEnd"/>
+      <w:r>
+        <w:rPr>
+          <w:rFonts w:asciiTheme="majorBidi" w:hAnsiTheme="majorBidi" w:cstheme="majorBidi"/>
+        </w:rPr>
+        <w:t>(</w:t>
       </w:r>
       <w:proofErr w:type="gramEnd"/>
       <w:r>
         <w:rPr>
-          <w:lang w:val="en-US" w:eastAsia="hi-IN" w:bidi="hi-IN"/>
-        </w:rPr>
-        <w:t xml:space="preserve"> safety, like property generated </w:t>
-      </w:r>
-    </w:p>
-    <w:p>
-      <w:pPr>
-        <w:rPr>
-          <w:lang w:val="en-US" w:eastAsia="hi-IN" w:bidi="hi-IN"/>
-        </w:rPr>
-      </w:pPr>
-      <w:r>
-        <w:rPr>
-          <w:lang w:val="en-US" w:eastAsia="hi-IN" w:bidi="hi-IN"/>
-        </w:rPr>
-        <w:t>will match with exact view. No null reference error as it will have only defined properties</w:t>
-      </w:r>
-    </w:p>
-    <w:p>
-      <w:pPr>
-        <w:rPr>
-          <w:lang w:val="en-US" w:eastAsia="hi-IN" w:bidi="hi-IN"/>
-        </w:rPr>
-      </w:pPr>
-      <w:r>
-        <w:rPr>
-          <w:lang w:val="en-US" w:eastAsia="hi-IN" w:bidi="hi-IN"/>
-        </w:rPr>
-        <w:t>for each view we are using. It generates compile time error</w:t>
+          <w:rFonts w:asciiTheme="majorBidi" w:hAnsiTheme="majorBidi" w:cstheme="majorBidi"/>
+        </w:rPr>
+        <w:t xml:space="preserve">) is used to register an </w:t>
+      </w:r>
+      <w:proofErr w:type="spellStart"/>
+      <w:r>
+        <w:rPr>
+          <w:rFonts w:asciiTheme="majorBidi" w:hAnsiTheme="majorBidi" w:cstheme="majorBidi"/>
+        </w:rPr>
+        <w:t>ActivityResultLauncher</w:t>
+      </w:r>
+      <w:proofErr w:type="spellEnd"/>
+      <w:r>
+        <w:rPr>
+          <w:rFonts w:asciiTheme="majorBidi" w:hAnsiTheme="majorBidi" w:cstheme="majorBidi"/>
+        </w:rPr>
+        <w:t xml:space="preserve"> for a specific </w:t>
+      </w:r>
+      <w:proofErr w:type="spellStart"/>
+      <w:r>
+        <w:rPr>
+          <w:rFonts w:asciiTheme="majorBidi" w:hAnsiTheme="majorBidi" w:cstheme="majorBidi"/>
+        </w:rPr>
+        <w:t>ActivityResultContract</w:t>
+      </w:r>
+      <w:proofErr w:type="spellEnd"/>
+      <w:r>
+        <w:rPr>
+          <w:rFonts w:asciiTheme="majorBidi" w:hAnsiTheme="majorBidi" w:cstheme="majorBidi"/>
+        </w:rPr>
+        <w:t xml:space="preserve"> and handle the result of the activity. </w:t>
+      </w:r>
+      <w:proofErr w:type="spellStart"/>
+      <w:r>
+        <w:rPr>
+          <w:rFonts w:asciiTheme="majorBidi" w:hAnsiTheme="majorBidi" w:cstheme="majorBidi"/>
+        </w:rPr>
+        <w:t>ActivityResultContracts.RequestPermission</w:t>
+      </w:r>
+      <w:proofErr w:type="spellEnd"/>
+      <w:r>
+        <w:rPr>
+          <w:rFonts w:asciiTheme="majorBidi" w:hAnsiTheme="majorBidi" w:cstheme="majorBidi"/>
+        </w:rPr>
+        <w:t xml:space="preserve">() and </w:t>
+      </w:r>
+    </w:p>
+    <w:p>
+      <w:pPr>
+        <w:rPr>
+          <w:rFonts w:asciiTheme="majorBidi" w:hAnsiTheme="majorBidi" w:cstheme="majorBidi"/>
+          <w:lang w:val="en-US"/>
+        </w:rPr>
+      </w:pPr>
+      <w:proofErr w:type="spellStart"/>
+      <w:r>
+        <w:rPr>
+          <w:rFonts w:asciiTheme="majorBidi" w:hAnsiTheme="majorBidi" w:cstheme="majorBidi"/>
+        </w:rPr>
+        <w:t>ActivityResultContracts.RequestMultiplePermissions</w:t>
+      </w:r>
+      <w:proofErr w:type="spellEnd"/>
+      <w:r>
+        <w:rPr>
+          <w:rFonts w:asciiTheme="majorBidi" w:hAnsiTheme="majorBidi" w:cstheme="majorBidi"/>
+        </w:rPr>
+        <w:t xml:space="preserve">() are </w:t>
+      </w:r>
+      <w:proofErr w:type="spellStart"/>
+      <w:r>
+        <w:rPr>
+          <w:rFonts w:asciiTheme="majorBidi" w:hAnsiTheme="majorBidi" w:cstheme="majorBidi"/>
+        </w:rPr>
+        <w:t>ActivityResultContracts</w:t>
+      </w:r>
+      <w:proofErr w:type="spellEnd"/>
+      <w:r>
+        <w:rPr>
+          <w:rFonts w:asciiTheme="majorBidi" w:hAnsiTheme="majorBidi" w:cstheme="majorBidi"/>
+        </w:rPr>
+        <w:t xml:space="preserve"> used to request permissions. The MODE_PRIVATE is a flag that specifies the access level of the shared preferences file.</w:t>
+      </w:r>
+      <w:r>
+        <w:rPr>
+          <w:rFonts w:asciiTheme="majorBidi" w:hAnsiTheme="majorBidi" w:cstheme="majorBidi"/>
+          <w:lang w:val="en-US"/>
+        </w:rPr>
+        <w:t xml:space="preserve"> </w:t>
+      </w:r>
+      <w:proofErr w:type="spellStart"/>
+      <w:r>
+        <w:rPr>
+          <w:rFonts w:asciiTheme="majorBidi" w:hAnsiTheme="majorBidi" w:cstheme="majorBidi"/>
+          <w:lang w:val="en-US"/>
+        </w:rPr>
+        <w:t>ActivityResultLauncher</w:t>
+      </w:r>
+      <w:proofErr w:type="spellEnd"/>
+      <w:r>
+        <w:rPr>
+          <w:rFonts w:asciiTheme="majorBidi" w:hAnsiTheme="majorBidi" w:cstheme="majorBidi"/>
+          <w:lang w:val="en-US"/>
+        </w:rPr>
+        <w:t xml:space="preserve"> gets map&lt;</w:t>
+      </w:r>
+      <w:proofErr w:type="spellStart"/>
+      <w:proofErr w:type="gramStart"/>
+      <w:r>
+        <w:rPr>
+          <w:rFonts w:asciiTheme="majorBidi" w:hAnsiTheme="majorBidi" w:cstheme="majorBidi"/>
+          <w:lang w:val="en-US"/>
+        </w:rPr>
+        <w:t>string,Boolean</w:t>
+      </w:r>
+      <w:proofErr w:type="spellEnd"/>
+      <w:proofErr w:type="gramEnd"/>
+      <w:r>
+        <w:rPr>
+          <w:rFonts w:asciiTheme="majorBidi" w:hAnsiTheme="majorBidi" w:cstheme="majorBidi"/>
+          <w:lang w:val="en-US"/>
+        </w:rPr>
+        <w:t>&gt; of permissions along with their status. Lambda expression used to take actions on received result of permission</w:t>
+      </w:r>
+    </w:p>
+    <w:p>
+      <w:pPr>
+        <w:pStyle w:val="ListParagraph"/>
+        <w:numPr>
+          <w:ilvl w:val="0"/>
+          <w:numId w:val="1"/>
+        </w:numPr>
+        <w:rPr>
+          <w:rFonts w:asciiTheme="majorBidi" w:hAnsiTheme="majorBidi" w:cstheme="majorBidi"/>
+          <w:lang w:val="en-US" w:eastAsia="hi-IN" w:bidi="hi-IN"/>
+        </w:rPr>
+      </w:pPr>
+      <w:r>
+        <w:rPr>
+          <w:rFonts w:asciiTheme="majorBidi" w:hAnsiTheme="majorBidi" w:cstheme="majorBidi"/>
+          <w:lang w:val="en-US"/>
+        </w:rPr>
+        <w:lastRenderedPageBreak/>
+        <w:t xml:space="preserve">Private </w:t>
+      </w:r>
+      <w:proofErr w:type="spellStart"/>
+      <w:r>
+        <w:rPr>
+          <w:rFonts w:asciiTheme="majorBidi" w:hAnsiTheme="majorBidi" w:cstheme="majorBidi"/>
+          <w:lang w:val="en-US"/>
+        </w:rPr>
+        <w:t>val</w:t>
+      </w:r>
+      <w:proofErr w:type="spellEnd"/>
+      <w:r>
+        <w:rPr>
+          <w:rFonts w:asciiTheme="majorBidi" w:hAnsiTheme="majorBidi" w:cstheme="majorBidi"/>
+          <w:lang w:val="en-US"/>
+        </w:rPr>
+        <w:t xml:space="preserve"> </w:t>
+      </w:r>
+      <w:proofErr w:type="spellStart"/>
+      <w:proofErr w:type="gramStart"/>
+      <w:r>
+        <w:rPr>
+          <w:rFonts w:asciiTheme="majorBidi" w:hAnsiTheme="majorBidi" w:cstheme="majorBidi"/>
+          <w:lang w:val="en-US"/>
+        </w:rPr>
+        <w:t>requestPermissions</w:t>
+      </w:r>
+      <w:proofErr w:type="spellEnd"/>
+      <w:r>
+        <w:rPr>
+          <w:rFonts w:asciiTheme="majorBidi" w:hAnsiTheme="majorBidi" w:cstheme="majorBidi"/>
+          <w:lang w:val="en-US"/>
+        </w:rPr>
+        <w:t xml:space="preserve"> :</w:t>
+      </w:r>
+      <w:proofErr w:type="gramEnd"/>
+      <w:r>
+        <w:rPr>
+          <w:rFonts w:asciiTheme="majorBidi" w:hAnsiTheme="majorBidi" w:cstheme="majorBidi"/>
+          <w:lang w:val="en-US"/>
+        </w:rPr>
+        <w:t xml:space="preserve"> </w:t>
+      </w:r>
+      <w:proofErr w:type="spellStart"/>
+      <w:r>
+        <w:rPr>
+          <w:rFonts w:asciiTheme="majorBidi" w:hAnsiTheme="majorBidi" w:cstheme="majorBidi"/>
+          <w:lang w:val="en-US"/>
+        </w:rPr>
+        <w:t>ActivityResultLauncher</w:t>
+      </w:r>
+      <w:proofErr w:type="spellEnd"/>
+      <w:r>
+        <w:rPr>
+          <w:rFonts w:asciiTheme="majorBidi" w:hAnsiTheme="majorBidi" w:cstheme="majorBidi"/>
+          <w:lang w:val="en-US"/>
+        </w:rPr>
+        <w:t xml:space="preserve">&lt;String&gt; = registerForActivityResult(ActivityResultContracts.RequestPermission()) { </w:t>
+      </w:r>
+      <w:proofErr w:type="spellStart"/>
+      <w:r>
+        <w:rPr>
+          <w:rFonts w:asciiTheme="majorBidi" w:hAnsiTheme="majorBidi" w:cstheme="majorBidi"/>
+          <w:lang w:val="en-US"/>
+        </w:rPr>
+        <w:t>isGranted</w:t>
+      </w:r>
+      <w:proofErr w:type="spellEnd"/>
+      <w:r>
+        <w:rPr>
+          <w:rFonts w:asciiTheme="majorBidi" w:hAnsiTheme="majorBidi" w:cstheme="majorBidi"/>
+          <w:lang w:val="en-US"/>
+        </w:rPr>
+        <w:t xml:space="preserve"> : Boolean -&gt; do something}</w:t>
       </w:r>
     </w:p>
     <w:p>
       <w:pPr>
         <w:pStyle w:val="Heading1"/>
       </w:pPr>
+      <w:r>
+        <w:t>Shared Preferences</w:t>
+      </w:r>
+    </w:p>
+    <w:p>
+      <w:pPr>
+        <w:pStyle w:val="ListParagraph"/>
+        <w:rPr>
+          <w:lang w:eastAsia="en-PK"/>
+        </w:rPr>
+      </w:pPr>
+      <w:r>
+        <w:rPr>
+          <w:lang w:eastAsia="en-PK"/>
+        </w:rPr>
+        <w:t xml:space="preserve">Some common use cases for </w:t>
+      </w:r>
+      <w:proofErr w:type="spellStart"/>
+      <w:r>
+        <w:rPr>
+          <w:lang w:eastAsia="en-PK"/>
+        </w:rPr>
+        <w:t>SharedPreferences</w:t>
+      </w:r>
+      <w:proofErr w:type="spellEnd"/>
+      <w:r>
+        <w:rPr>
+          <w:lang w:eastAsia="en-PK"/>
+        </w:rPr>
+        <w:t xml:space="preserve"> include:</w:t>
+      </w:r>
+    </w:p>
+    <w:p>
+      <w:pPr>
+        <w:pStyle w:val="ListParagraph"/>
+        <w:numPr>
+          <w:ilvl w:val="0"/>
+          <w:numId w:val="1"/>
+        </w:numPr>
+        <w:rPr>
+          <w:lang w:eastAsia="en-PK"/>
+        </w:rPr>
+      </w:pPr>
+      <w:r>
+        <w:rPr>
+          <w:lang w:eastAsia="en-PK"/>
+        </w:rPr>
+        <w:t>Storing user preferences and settings such as language preference, theme preference, and sound preferences.</w:t>
+      </w:r>
+    </w:p>
+    <w:p>
+      <w:pPr>
+        <w:pStyle w:val="ListParagraph"/>
+        <w:numPr>
+          <w:ilvl w:val="0"/>
+          <w:numId w:val="1"/>
+        </w:numPr>
+        <w:rPr>
+          <w:lang w:eastAsia="en-PK"/>
+        </w:rPr>
+      </w:pPr>
+      <w:r>
+        <w:rPr>
+          <w:lang w:eastAsia="en-PK"/>
+        </w:rPr>
+        <w:t>Storing user authentication tokens to enable automatic login when the user restarts the app.</w:t>
+      </w:r>
+    </w:p>
+    <w:p>
+      <w:pPr>
+        <w:pStyle w:val="ListParagraph"/>
+        <w:numPr>
+          <w:ilvl w:val="0"/>
+          <w:numId w:val="1"/>
+        </w:numPr>
+        <w:rPr>
+          <w:lang w:eastAsia="en-PK"/>
+        </w:rPr>
+      </w:pPr>
+      <w:r>
+        <w:rPr>
+          <w:lang w:eastAsia="en-PK"/>
+        </w:rPr>
+        <w:t xml:space="preserve">Storing user preferences for offline </w:t>
+      </w:r>
+      <w:proofErr w:type="spellStart"/>
+      <w:r>
+        <w:rPr>
+          <w:lang w:eastAsia="en-PK"/>
+        </w:rPr>
+        <w:t>behavior</w:t>
+      </w:r>
+      <w:proofErr w:type="spellEnd"/>
+      <w:r>
+        <w:rPr>
+          <w:lang w:eastAsia="en-PK"/>
+        </w:rPr>
+        <w:t>, such as whether the app should download data in the background or only when connected to Wi-Fi.</w:t>
+      </w:r>
+    </w:p>
+    <w:p>
+      <w:pPr>
+        <w:pStyle w:val="ListParagraph"/>
+        <w:numPr>
+          <w:ilvl w:val="0"/>
+          <w:numId w:val="1"/>
+        </w:numPr>
+        <w:rPr>
+          <w:lang w:eastAsia="en-PK"/>
+        </w:rPr>
+      </w:pPr>
+      <w:r>
+        <w:rPr>
+          <w:lang w:val="en-US" w:eastAsia="en-PK"/>
+        </w:rPr>
+        <w:t>Actually, permissions data is also stored in preferences files. So, it’s used to access whether permissions were asked or not.</w:t>
+      </w:r>
+      <w:r>
+        <w:rPr>
+          <w:lang w:val="en-US" w:eastAsia="en-PK"/>
+        </w:rPr>
+        <w:t xml:space="preserve"> </w:t>
+      </w:r>
+    </w:p>
+    <w:p>
+      <w:pPr>
+        <w:pStyle w:val="ListParagraph"/>
+        <w:numPr>
+          <w:ilvl w:val="0"/>
+          <w:numId w:val="1"/>
+        </w:numPr>
+      </w:pPr>
+      <w:r>
+        <w:t xml:space="preserve">In the code snippet you provided, the </w:t>
+      </w:r>
+      <w:proofErr w:type="spellStart"/>
+      <w:r>
+        <w:t>prefs</w:t>
+      </w:r>
+      <w:proofErr w:type="spellEnd"/>
+      <w:r>
+        <w:t xml:space="preserve"> object is an instance of the </w:t>
+      </w:r>
+      <w:proofErr w:type="spellStart"/>
+      <w:r>
+        <w:t>SharedPreferences</w:t>
+      </w:r>
+      <w:proofErr w:type="spellEnd"/>
+      <w:r>
+        <w:t xml:space="preserve"> class, which is used to retrieve and store data from the shared preferences file.</w:t>
+      </w:r>
+    </w:p>
+    <w:p>
+      <w:pPr>
+        <w:pStyle w:val="ListParagraph"/>
+        <w:numPr>
+          <w:ilvl w:val="0"/>
+          <w:numId w:val="1"/>
+        </w:numPr>
+      </w:pPr>
+      <w:r>
+        <w:t xml:space="preserve">In order to modify the data in the preferences file, we need to get an instance of the </w:t>
+      </w:r>
+      <w:proofErr w:type="spellStart"/>
+      <w:r>
+        <w:t>SharedPreferences.Editor</w:t>
+      </w:r>
+      <w:proofErr w:type="spellEnd"/>
+      <w:r>
+        <w:t xml:space="preserve"> class, which is returned by calling the </w:t>
+      </w:r>
+      <w:proofErr w:type="gramStart"/>
+      <w:r>
+        <w:t>edit(</w:t>
+      </w:r>
+      <w:proofErr w:type="gramEnd"/>
+      <w:r>
+        <w:t xml:space="preserve">) method on the </w:t>
+      </w:r>
+      <w:proofErr w:type="spellStart"/>
+      <w:r>
+        <w:t>SharedPreferences</w:t>
+      </w:r>
+      <w:proofErr w:type="spellEnd"/>
+      <w:r>
+        <w:t xml:space="preserve"> object. Once we have an instance of the </w:t>
+      </w:r>
+      <w:proofErr w:type="spellStart"/>
+      <w:r>
+        <w:t>SharedPreferences.Editor</w:t>
+      </w:r>
+      <w:proofErr w:type="spellEnd"/>
+      <w:r>
+        <w:t xml:space="preserve"> class, we can use its methods, such as </w:t>
+      </w:r>
+      <w:proofErr w:type="spellStart"/>
+      <w:proofErr w:type="gramStart"/>
+      <w:r>
+        <w:t>putBoolean</w:t>
+      </w:r>
+      <w:proofErr w:type="spellEnd"/>
+      <w:r>
+        <w:t>(</w:t>
+      </w:r>
+      <w:proofErr w:type="gramEnd"/>
+      <w:r>
+        <w:t>), to modify the data in the preferences file.</w:t>
+      </w:r>
+    </w:p>
+    <w:p>
+      <w:pPr>
+        <w:pStyle w:val="ListParagraph"/>
+        <w:numPr>
+          <w:ilvl w:val="0"/>
+          <w:numId w:val="1"/>
+        </w:numPr>
+      </w:pPr>
+      <w:r>
+        <w:t xml:space="preserve">In the code snippet, instead of calling </w:t>
+      </w:r>
+      <w:proofErr w:type="spellStart"/>
+      <w:proofErr w:type="gramStart"/>
+      <w:r>
+        <w:t>prefs.edit</w:t>
+      </w:r>
+      <w:proofErr w:type="spellEnd"/>
+      <w:proofErr w:type="gramEnd"/>
+      <w:r>
+        <w:t>().</w:t>
+      </w:r>
+      <w:proofErr w:type="spellStart"/>
+      <w:r>
+        <w:t>putBoolean</w:t>
+      </w:r>
+      <w:proofErr w:type="spellEnd"/>
+      <w:r>
+        <w:t xml:space="preserve">(KEY_PERMISSION, true).apply(), the </w:t>
+      </w:r>
+      <w:proofErr w:type="spellStart"/>
+      <w:r>
+        <w:t>putBoolean</w:t>
+      </w:r>
+      <w:proofErr w:type="spellEnd"/>
+      <w:r>
+        <w:t xml:space="preserve">() method is called inside a lambda expression passed to the edit() method using the Kotlin extension function edit{}. This is a shorthand way to call </w:t>
+      </w:r>
+      <w:proofErr w:type="gramStart"/>
+      <w:r>
+        <w:t>edit(</w:t>
+      </w:r>
+      <w:proofErr w:type="gramEnd"/>
+      <w:r>
+        <w:t>) and apply changes to the preferences file.</w:t>
+      </w:r>
+    </w:p>
+    <w:p>
+      <w:pPr>
+        <w:pStyle w:val="ListParagraph"/>
+        <w:numPr>
+          <w:ilvl w:val="0"/>
+          <w:numId w:val="1"/>
+        </w:numPr>
+      </w:pPr>
+      <w:r>
+        <w:t xml:space="preserve">So the code </w:t>
+      </w:r>
+      <w:proofErr w:type="spellStart"/>
+      <w:proofErr w:type="gramStart"/>
+      <w:r>
+        <w:t>prefs.edit</w:t>
+      </w:r>
+      <w:proofErr w:type="spellEnd"/>
+      <w:proofErr w:type="gramEnd"/>
+      <w:r>
+        <w:t xml:space="preserve">{ </w:t>
+      </w:r>
+      <w:proofErr w:type="spellStart"/>
+      <w:r>
+        <w:t>putBoolean</w:t>
+      </w:r>
+      <w:proofErr w:type="spellEnd"/>
+      <w:r>
+        <w:t>(</w:t>
+      </w:r>
+      <w:proofErr w:type="spellStart"/>
+      <w:r>
+        <w:t>KEY_PERMISSION,true</w:t>
+      </w:r>
+      <w:proofErr w:type="spellEnd"/>
+      <w:r>
+        <w:t xml:space="preserve">) } is equivalent to calling </w:t>
+      </w:r>
+      <w:proofErr w:type="spellStart"/>
+      <w:r>
+        <w:t>prefs.edit</w:t>
+      </w:r>
+      <w:proofErr w:type="spellEnd"/>
+      <w:r>
+        <w:t>().</w:t>
+      </w:r>
+      <w:proofErr w:type="spellStart"/>
+      <w:r>
+        <w:t>putBoolean</w:t>
+      </w:r>
+      <w:proofErr w:type="spellEnd"/>
+      <w:r>
+        <w:t>(KEY_PERMISSION, true).apply(). Both ways are valid, and the choice between them is mainly a matter of style and personal preference.</w:t>
+      </w:r>
+    </w:p>
+    <w:p>
+      <w:pPr>
+        <w:ind w:left="360"/>
+        <w:rPr>
+          <w:lang w:val="en-US" w:eastAsia="en-PK"/>
+        </w:rPr>
+      </w:pPr>
+    </w:p>
+    <w:p>
+      <w:pPr>
+        <w:ind w:left="360"/>
+        <w:rPr>
+          <w:b/>
+          <w:bCs/>
+          <w:lang w:val="en-US" w:eastAsia="en-PK"/>
+        </w:rPr>
+      </w:pPr>
+      <w:r>
+        <w:rPr>
+          <w:b/>
+          <w:bCs/>
+          <w:lang w:val="en-US" w:eastAsia="en-PK"/>
+        </w:rPr>
+        <w:t>Data Binding:</w:t>
+      </w:r>
+    </w:p>
+    <w:p>
+      <w:pPr>
+        <w:rPr>
+          <w:lang w:val="en-US" w:eastAsia="en-PK"/>
+        </w:rPr>
+      </w:pPr>
+      <w:r>
+        <w:rPr>
+          <w:lang w:val="en-US" w:eastAsia="en-PK"/>
+        </w:rPr>
+        <w:t xml:space="preserve">We can use only </w:t>
+      </w:r>
+      <w:proofErr w:type="spellStart"/>
+      <w:r>
+        <w:rPr>
+          <w:lang w:val="en-US" w:eastAsia="en-PK"/>
+        </w:rPr>
+        <w:t>setContentView</w:t>
+      </w:r>
+      <w:proofErr w:type="spellEnd"/>
+      <w:r>
+        <w:rPr>
+          <w:lang w:val="en-US" w:eastAsia="en-PK"/>
+        </w:rPr>
+        <w:t>(</w:t>
+      </w:r>
+      <w:proofErr w:type="spellStart"/>
+      <w:proofErr w:type="gramStart"/>
+      <w:r>
+        <w:rPr>
+          <w:lang w:val="en-US" w:eastAsia="en-PK"/>
+        </w:rPr>
+        <w:t>R.layout</w:t>
+      </w:r>
+      <w:proofErr w:type="gramEnd"/>
+      <w:r>
+        <w:rPr>
+          <w:lang w:val="en-US" w:eastAsia="en-PK"/>
+        </w:rPr>
+        <w:t>.activity_main</w:t>
+      </w:r>
+      <w:proofErr w:type="spellEnd"/>
+      <w:r>
+        <w:rPr>
+          <w:lang w:val="en-US" w:eastAsia="en-PK"/>
+        </w:rPr>
+        <w:t xml:space="preserve">) </w:t>
+      </w:r>
+      <w:proofErr w:type="spellStart"/>
+      <w:r>
+        <w:rPr>
+          <w:lang w:val="en-US" w:eastAsia="en-PK"/>
+        </w:rPr>
+        <w:t>activity_main</w:t>
+      </w:r>
+      <w:proofErr w:type="spellEnd"/>
+      <w:r>
+        <w:rPr>
+          <w:lang w:val="en-US" w:eastAsia="en-PK"/>
+        </w:rPr>
+        <w:t xml:space="preserve"> is name of xml file. But for this we have to use </w:t>
+      </w:r>
+      <w:proofErr w:type="spellStart"/>
+      <w:r>
+        <w:rPr>
+          <w:lang w:val="en-US" w:eastAsia="en-PK"/>
+        </w:rPr>
+        <w:t>findViewById</w:t>
+      </w:r>
+      <w:proofErr w:type="spellEnd"/>
+      <w:r>
+        <w:rPr>
+          <w:lang w:val="en-US" w:eastAsia="en-PK"/>
+        </w:rPr>
+        <w:t xml:space="preserve"> function in order to access views. You can use </w:t>
+      </w:r>
+      <w:proofErr w:type="spellStart"/>
+      <w:r>
+        <w:rPr>
+          <w:lang w:val="en-US" w:eastAsia="en-PK"/>
+        </w:rPr>
+        <w:t>DataBindingUtil</w:t>
+      </w:r>
+      <w:proofErr w:type="spellEnd"/>
+      <w:r>
+        <w:rPr>
+          <w:lang w:val="en-US" w:eastAsia="en-PK"/>
+        </w:rPr>
+        <w:t xml:space="preserve"> class that used as </w:t>
+      </w:r>
+      <w:proofErr w:type="spellStart"/>
+      <w:r>
+        <w:rPr>
+          <w:lang w:val="en-US" w:eastAsia="en-PK"/>
+        </w:rPr>
+        <w:t>DataBindingUtil.setContentView</w:t>
+      </w:r>
+      <w:proofErr w:type="spellEnd"/>
+      <w:r>
+        <w:rPr>
+          <w:lang w:val="en-US" w:eastAsia="en-PK"/>
+        </w:rPr>
+        <w:t>(</w:t>
+      </w:r>
+      <w:proofErr w:type="spellStart"/>
+      <w:proofErr w:type="gramStart"/>
+      <w:r>
+        <w:rPr>
+          <w:lang w:val="en-US" w:eastAsia="en-PK"/>
+        </w:rPr>
+        <w:t>this,xml</w:t>
+      </w:r>
+      <w:proofErr w:type="gramEnd"/>
+      <w:r>
+        <w:rPr>
+          <w:lang w:val="en-US" w:eastAsia="en-PK"/>
+        </w:rPr>
+        <w:t>_file</w:t>
+      </w:r>
+      <w:proofErr w:type="spellEnd"/>
+      <w:r>
+        <w:rPr>
+          <w:lang w:val="en-US" w:eastAsia="en-PK"/>
+        </w:rPr>
+        <w:t xml:space="preserve">). Here this is object of Kotlin file and in second parameter we have to give name of xml file as </w:t>
+      </w:r>
+      <w:proofErr w:type="spellStart"/>
+      <w:r>
+        <w:rPr>
+          <w:lang w:val="en-US" w:eastAsia="en-PK"/>
+        </w:rPr>
+        <w:t>activity_main</w:t>
+      </w:r>
+      <w:proofErr w:type="spellEnd"/>
+      <w:r>
+        <w:rPr>
+          <w:lang w:val="en-US" w:eastAsia="en-PK"/>
+        </w:rPr>
+        <w:t>.</w:t>
+      </w:r>
+    </w:p>
+    <w:p>
+      <w:pPr>
+        <w:rPr>
+          <w:lang w:val="en-US" w:eastAsia="en-PK"/>
+        </w:rPr>
+      </w:pPr>
+      <w:r>
+        <w:rPr>
+          <w:lang w:val="en-US" w:eastAsia="en-PK"/>
+        </w:rPr>
+        <w:t xml:space="preserve">Another way is using inflating, binding = </w:t>
+      </w:r>
+      <w:proofErr w:type="spellStart"/>
+      <w:r>
+        <w:rPr>
+          <w:lang w:val="en-US" w:eastAsia="en-PK"/>
+        </w:rPr>
+        <w:t>ActivityMainBinding.inflate</w:t>
+      </w:r>
+      <w:proofErr w:type="spellEnd"/>
+      <w:r>
+        <w:rPr>
+          <w:lang w:val="en-US" w:eastAsia="en-PK"/>
+        </w:rPr>
+        <w:t>(</w:t>
+      </w:r>
+      <w:proofErr w:type="spellStart"/>
+      <w:r>
+        <w:rPr>
+          <w:lang w:val="en-US" w:eastAsia="en-PK"/>
+        </w:rPr>
+        <w:t>layoutInflater</w:t>
+      </w:r>
+      <w:proofErr w:type="spellEnd"/>
+      <w:r>
+        <w:rPr>
+          <w:lang w:val="en-US" w:eastAsia="en-PK"/>
+        </w:rPr>
+        <w:t xml:space="preserve">) and then using </w:t>
+      </w:r>
+      <w:proofErr w:type="spellStart"/>
+      <w:proofErr w:type="gramStart"/>
+      <w:r>
+        <w:rPr>
+          <w:lang w:val="en-US" w:eastAsia="en-PK"/>
+        </w:rPr>
+        <w:t>binding.root</w:t>
+      </w:r>
+      <w:proofErr w:type="spellEnd"/>
+      <w:proofErr w:type="gramEnd"/>
+      <w:r>
+        <w:rPr>
+          <w:lang w:val="en-US" w:eastAsia="en-PK"/>
+        </w:rPr>
+        <w:t xml:space="preserve"> view to access top view of layout and then set it on screen using </w:t>
+      </w:r>
+      <w:proofErr w:type="spellStart"/>
+      <w:r>
+        <w:rPr>
+          <w:lang w:val="en-US" w:eastAsia="en-PK"/>
+        </w:rPr>
+        <w:t>setContentView</w:t>
+      </w:r>
+      <w:proofErr w:type="spellEnd"/>
+      <w:r>
+        <w:rPr>
+          <w:lang w:val="en-US" w:eastAsia="en-PK"/>
+        </w:rPr>
+        <w:t>(</w:t>
+      </w:r>
+      <w:proofErr w:type="spellStart"/>
+      <w:r>
+        <w:rPr>
+          <w:lang w:val="en-US" w:eastAsia="en-PK"/>
+        </w:rPr>
+        <w:t>binding.root</w:t>
+      </w:r>
+      <w:proofErr w:type="spellEnd"/>
+      <w:r>
+        <w:rPr>
+          <w:lang w:val="en-US" w:eastAsia="en-PK"/>
+        </w:rPr>
+        <w:t>)</w:t>
+      </w:r>
+      <w:r>
+        <w:rPr>
+          <w:lang w:val="en-US" w:eastAsia="en-PK"/>
+        </w:rPr>
+        <w:t>.</w:t>
+      </w:r>
+    </w:p>
+    <w:p>
+      <w:pPr>
+        <w:rPr>
+          <w:lang w:val="en-US" w:eastAsia="en-PK"/>
+        </w:rPr>
+      </w:pPr>
+      <w:r>
+        <w:rPr>
+          <w:lang w:val="en-US" w:eastAsia="en-PK"/>
+        </w:rPr>
+        <w:t xml:space="preserve">Layout tag is auto included in inflate case and in other case we have to define layout tag in xml file as root view and </w:t>
+      </w:r>
+      <w:proofErr w:type="spellStart"/>
+      <w:r>
+        <w:rPr>
+          <w:lang w:val="en-US" w:eastAsia="en-PK"/>
+        </w:rPr>
+        <w:t>DataBindingUtil</w:t>
+      </w:r>
+      <w:proofErr w:type="spellEnd"/>
+      <w:r>
+        <w:rPr>
+          <w:lang w:val="en-US" w:eastAsia="en-PK"/>
+        </w:rPr>
+        <w:t xml:space="preserve"> class explicitly takes filename of xml and then do actions while inflate implicitly works means auto look up for xml file.</w:t>
+      </w:r>
+    </w:p>
+    <w:p>
+      <w:pPr>
+        <w:rPr>
+          <w:lang w:val="en-US" w:eastAsia="en-PK"/>
+        </w:rPr>
+      </w:pPr>
     </w:p>
     <w:p>
       <w:pPr>
         <w:pStyle w:val="Heading1"/>
       </w:pPr>
       <w:r>
-        <w:t xml:space="preserve">The </w:t>
-      </w:r>
+        <w:t>Fragments:</w:t>
+      </w:r>
+    </w:p>
+    <w:p>
+      <w:pPr>
+        <w:rPr>
+          <w:lang w:val="en-US" w:eastAsia="hi-IN" w:bidi="hi-IN"/>
+        </w:rPr>
+      </w:pPr>
+    </w:p>
+    <w:p>
+      <w:pPr>
+        <w:rPr>
+          <w:lang w:eastAsia="en-PK"/>
+        </w:rPr>
+      </w:pPr>
+      <w:r>
+        <w:rPr>
+          <w:lang w:eastAsia="en-PK"/>
+        </w:rPr>
+        <w:t xml:space="preserve">Use </w:t>
+      </w:r>
+      <w:proofErr w:type="spellStart"/>
       <w:proofErr w:type="gramStart"/>
       <w:r>
-        <w:t>inflate(</w:t>
+        <w:rPr>
+          <w:lang w:eastAsia="en-PK"/>
+        </w:rPr>
+        <w:t>getSupportFragmentManager</w:t>
+      </w:r>
+      <w:proofErr w:type="spellEnd"/>
+      <w:r>
+        <w:rPr>
+          <w:lang w:eastAsia="en-PK"/>
+        </w:rPr>
+        <w:t>(</w:t>
       </w:r>
       <w:proofErr w:type="gramEnd"/>
       <w:r>
-        <w:t xml:space="preserve">) method </w:t>
-      </w:r>
-    </w:p>
-    <w:p>
-      <w:r>
-        <w:t xml:space="preserve">returns an instance of the binding class </w:t>
-      </w:r>
-    </w:p>
-    <w:p>
-      <w:pPr>
-        <w:rPr>
-          <w:lang w:val="en-US" w:eastAsia="hi-IN" w:bidi="hi-IN"/>
-        </w:rPr>
-      </w:pPr>
-      <w:r>
-        <w:rPr>
-          <w:lang w:val="en-US" w:eastAsia="hi-IN" w:bidi="hi-IN"/>
-        </w:rPr>
-        <w:t>that contains references to all the views defined in the layout file.</w:t>
-      </w:r>
-    </w:p>
-    <w:p>
-      <w:pPr>
-        <w:rPr>
-          <w:lang w:val="en-US" w:eastAsia="hi-IN" w:bidi="hi-IN"/>
-        </w:rPr>
-      </w:pPr>
-    </w:p>
-    <w:p>
-      <w:pPr>
-        <w:rPr>
-          <w:lang w:val="en-US" w:eastAsia="hi-IN" w:bidi="hi-IN"/>
-        </w:rPr>
-      </w:pPr>
-      <w:r>
-        <w:rPr>
-          <w:lang w:val="en-US" w:eastAsia="hi-IN" w:bidi="hi-IN"/>
-        </w:rPr>
-        <w:t>Table is root. Layout is our room and decorations are our views</w:t>
-      </w:r>
-    </w:p>
-    <w:p>
-      <w:pPr>
-        <w:rPr>
-          <w:lang w:val="en-US" w:eastAsia="hi-IN" w:bidi="hi-IN"/>
-        </w:rPr>
-      </w:pPr>
-      <w:r>
-        <w:rPr>
-          <w:lang w:val="en-US" w:eastAsia="hi-IN" w:bidi="hi-IN"/>
-        </w:rPr>
-        <w:t xml:space="preserve">Just like the table or stand in our party decoration example, </w:t>
-      </w:r>
-    </w:p>
-    <w:p>
-      <w:pPr>
-        <w:rPr>
-          <w:lang w:val="en-US" w:eastAsia="hi-IN" w:bidi="hi-IN"/>
-        </w:rPr>
-      </w:pPr>
-      <w:r>
-        <w:rPr>
-          <w:lang w:val="en-US" w:eastAsia="hi-IN" w:bidi="hi-IN"/>
-        </w:rPr>
-        <w:t xml:space="preserve">Showroom is root and views are cars inside </w:t>
-      </w:r>
+        <w:rPr>
+          <w:lang w:eastAsia="en-PK"/>
+        </w:rPr>
+        <w:t xml:space="preserve">) when working with fragments in activities that extend </w:t>
+      </w:r>
+      <w:proofErr w:type="spellStart"/>
+      <w:r>
+        <w:rPr>
+          <w:lang w:eastAsia="en-PK"/>
+        </w:rPr>
+        <w:t>AppCompatActivity</w:t>
+      </w:r>
+      <w:proofErr w:type="spellEnd"/>
+      <w:r>
+        <w:rPr>
+          <w:lang w:eastAsia="en-PK"/>
+        </w:rPr>
+        <w:t xml:space="preserve"> or any other support library activity.</w:t>
+      </w:r>
+    </w:p>
+    <w:p>
+      <w:pPr>
+        <w:rPr>
+          <w:lang w:eastAsia="en-PK"/>
+        </w:rPr>
+      </w:pPr>
+      <w:r>
+        <w:rPr>
+          <w:lang w:eastAsia="en-PK"/>
+        </w:rPr>
+        <w:lastRenderedPageBreak/>
+        <w:t xml:space="preserve">Use </w:t>
+      </w:r>
+      <w:proofErr w:type="spellStart"/>
       <w:proofErr w:type="gramStart"/>
       <w:r>
         <w:rPr>
-          <w:lang w:val="en-US" w:eastAsia="hi-IN" w:bidi="hi-IN"/>
-        </w:rPr>
-        <w:t>it  and</w:t>
+          <w:lang w:eastAsia="en-PK"/>
+        </w:rPr>
+        <w:t>getFragmentManager</w:t>
+      </w:r>
+      <w:proofErr w:type="spellEnd"/>
+      <w:r>
+        <w:rPr>
+          <w:lang w:eastAsia="en-PK"/>
+        </w:rPr>
+        <w:t>(</w:t>
       </w:r>
       <w:proofErr w:type="gramEnd"/>
       <w:r>
         <w:rPr>
-          <w:lang w:val="en-US" w:eastAsia="hi-IN" w:bidi="hi-IN"/>
-        </w:rPr>
-        <w:t xml:space="preserve"> place holding show room is like layout.</w:t>
-      </w:r>
-    </w:p>
-    <w:p>
-      <w:pPr>
-        <w:rPr>
-          <w:lang w:val="en-US" w:eastAsia="hi-IN" w:bidi="hi-IN"/>
-        </w:rPr>
-      </w:pPr>
+          <w:lang w:eastAsia="en-PK"/>
+        </w:rPr>
+        <w:t xml:space="preserve">) when working with fragments in activities that extend Activity or </w:t>
+      </w:r>
+      <w:proofErr w:type="spellStart"/>
+      <w:r>
+        <w:rPr>
+          <w:lang w:eastAsia="en-PK"/>
+        </w:rPr>
+        <w:t>FragmentActivity</w:t>
+      </w:r>
+      <w:proofErr w:type="spellEnd"/>
+      <w:r>
+        <w:rPr>
+          <w:lang w:eastAsia="en-PK"/>
+        </w:rPr>
+        <w:t>.</w:t>
+      </w:r>
+    </w:p>
+    <w:p>
+      <w:pPr>
+        <w:pStyle w:val="Heading2"/>
+        <w:rPr>
+          <w:lang w:val="en-US" w:eastAsia="en-PK"/>
+        </w:rPr>
+      </w:pPr>
+      <w:r>
+        <w:rPr>
+          <w:lang w:val="en-US" w:eastAsia="en-PK"/>
+        </w:rPr>
+        <w:t>Code:</w:t>
+      </w:r>
+    </w:p>
+    <w:p>
+      <w:pPr>
+        <w:shd w:val="clear" w:color="auto" w:fill="2B2B2B"/>
+        <w:tabs>
+          <w:tab w:val="left" w:pos="916"/>
+          <w:tab w:val="left" w:pos="1832"/>
+          <w:tab w:val="left" w:pos="2748"/>
+          <w:tab w:val="left" w:pos="3664"/>
+          <w:tab w:val="left" w:pos="4580"/>
+          <w:tab w:val="left" w:pos="5496"/>
+          <w:tab w:val="left" w:pos="6412"/>
+          <w:tab w:val="left" w:pos="7328"/>
+          <w:tab w:val="left" w:pos="8244"/>
+          <w:tab w:val="left" w:pos="9160"/>
+          <w:tab w:val="left" w:pos="10076"/>
+          <w:tab w:val="left" w:pos="10992"/>
+          <w:tab w:val="left" w:pos="11908"/>
+          <w:tab w:val="left" w:pos="12824"/>
+          <w:tab w:val="left" w:pos="13740"/>
+          <w:tab w:val="left" w:pos="14656"/>
+        </w:tabs>
+        <w:spacing w:after="0" w:line="240" w:lineRule="auto"/>
+        <w:rPr>
+          <w:rFonts w:ascii="Courier New" w:eastAsia="Times New Roman" w:hAnsi="Courier New" w:cs="Courier New"/>
+          <w:color w:val="A9B7C6"/>
+          <w:kern w:val="0"/>
+          <w:sz w:val="20"/>
+          <w:szCs w:val="20"/>
+          <w:lang w:eastAsia="en-PK"/>
+          <w14:ligatures w14:val="none"/>
+        </w:rPr>
+      </w:pPr>
+      <w:r>
+        <w:rPr>
+          <w:rFonts w:ascii="Courier New" w:eastAsia="Times New Roman" w:hAnsi="Courier New" w:cs="Courier New"/>
+          <w:color w:val="CC7832"/>
+          <w:kern w:val="0"/>
+          <w:sz w:val="20"/>
+          <w:szCs w:val="20"/>
+          <w:lang w:eastAsia="en-PK"/>
+          <w14:ligatures w14:val="none"/>
+        </w:rPr>
+        <w:t xml:space="preserve">private fun </w:t>
+      </w:r>
       <w:proofErr w:type="spellStart"/>
       <w:proofErr w:type="gramStart"/>
       <w:r>
         <w:rPr>
-          <w:lang w:val="en-US" w:eastAsia="hi-IN" w:bidi="hi-IN"/>
-        </w:rPr>
-        <w:t>binding.root</w:t>
-      </w:r>
-      <w:proofErr w:type="spellEnd"/>
+          <w:rFonts w:ascii="Courier New" w:eastAsia="Times New Roman" w:hAnsi="Courier New" w:cs="Courier New"/>
+          <w:color w:val="FFC66D"/>
+          <w:kern w:val="0"/>
+          <w:sz w:val="20"/>
+          <w:szCs w:val="20"/>
+          <w:lang w:eastAsia="en-PK"/>
+          <w14:ligatures w14:val="none"/>
+        </w:rPr>
+        <w:t>replaceFrag</w:t>
+      </w:r>
+      <w:proofErr w:type="spellEnd"/>
+      <w:r>
+        <w:rPr>
+          <w:rFonts w:ascii="Courier New" w:eastAsia="Times New Roman" w:hAnsi="Courier New" w:cs="Courier New"/>
+          <w:color w:val="A9B7C6"/>
+          <w:kern w:val="0"/>
+          <w:sz w:val="20"/>
+          <w:szCs w:val="20"/>
+          <w:lang w:eastAsia="en-PK"/>
+          <w14:ligatures w14:val="none"/>
+        </w:rPr>
+        <w:t>(</w:t>
+      </w:r>
       <w:proofErr w:type="gramEnd"/>
       <w:r>
         <w:rPr>
-          <w:lang w:val="en-US" w:eastAsia="hi-IN" w:bidi="hi-IN"/>
-        </w:rPr>
-        <w:t xml:space="preserve"> is the view that holds all the other views defined in the layout file, </w:t>
-      </w:r>
-    </w:p>
-    <w:p>
-      <w:pPr>
-        <w:rPr>
-          <w:lang w:val="en-US" w:eastAsia="hi-IN" w:bidi="hi-IN"/>
-        </w:rPr>
-      </w:pPr>
-      <w:r>
-        <w:rPr>
-          <w:lang w:val="en-US" w:eastAsia="hi-IN" w:bidi="hi-IN"/>
-        </w:rPr>
-        <w:t>and it serves as the starting point for accessing and manipulating the views in the layout file.</w:t>
-      </w:r>
-    </w:p>
-    <w:p>
-      <w:pPr>
-        <w:rPr>
-          <w:lang w:val="en-US" w:eastAsia="hi-IN" w:bidi="hi-IN"/>
-        </w:rPr>
-      </w:pPr>
-      <w:r>
-        <w:rPr>
-          <w:lang w:val="en-US" w:eastAsia="hi-IN" w:bidi="hi-IN"/>
-        </w:rPr>
-        <w:t xml:space="preserve">Use </w:t>
-      </w:r>
-      <w:proofErr w:type="gramStart"/>
-      <w:r>
-        <w:rPr>
-          <w:lang w:val="en-US" w:eastAsia="hi-IN" w:bidi="hi-IN"/>
-        </w:rPr>
-        <w:t>unbind(</w:t>
-      </w:r>
-      <w:proofErr w:type="gramEnd"/>
-      <w:r>
-        <w:rPr>
-          <w:lang w:val="en-US" w:eastAsia="hi-IN" w:bidi="hi-IN"/>
-        </w:rPr>
-        <w:t>) to avoid memory leaks.</w:t>
-      </w:r>
-    </w:p>
-    <w:p>
-      <w:pPr>
-        <w:rPr>
-          <w:lang w:val="en-US" w:eastAsia="hi-IN" w:bidi="hi-IN"/>
-        </w:rPr>
-      </w:pPr>
-    </w:p>
-    <w:p>
-      <w:pPr>
-        <w:rPr>
-          <w:lang w:val="en-US" w:eastAsia="hi-IN" w:bidi="hi-IN"/>
-        </w:rPr>
-      </w:pPr>
-    </w:p>
-    <w:p>
-      <w:pPr>
-        <w:rPr>
-          <w:lang w:val="en-US" w:eastAsia="hi-IN" w:bidi="hi-IN"/>
-        </w:rPr>
-      </w:pPr>
-      <w:r>
-        <w:rPr>
-          <w:lang w:val="en-US" w:eastAsia="hi-IN" w:bidi="hi-IN"/>
-        </w:rPr>
-        <w:t xml:space="preserve">In addition to memory leaks, failing to unbind View Binding instances can also cause issues with configuration changes. </w:t>
-      </w:r>
-    </w:p>
-    <w:p>
-      <w:pPr>
-        <w:rPr>
-          <w:lang w:val="en-US" w:eastAsia="hi-IN" w:bidi="hi-IN"/>
-        </w:rPr>
-      </w:pPr>
-      <w:r>
-        <w:rPr>
-          <w:lang w:val="en-US" w:eastAsia="hi-IN" w:bidi="hi-IN"/>
-        </w:rPr>
-        <w:t xml:space="preserve">For example, if your app is in landscape mode and the user rotates the device to portrait mode, the system will destroy and recreate the activity to apply the new configuration. </w:t>
-      </w:r>
-    </w:p>
-    <w:p>
-      <w:pPr>
-        <w:rPr>
-          <w:lang w:val="en-US" w:eastAsia="hi-IN" w:bidi="hi-IN"/>
-        </w:rPr>
-      </w:pPr>
-      <w:r>
-        <w:rPr>
-          <w:lang w:val="en-US" w:eastAsia="hi-IN" w:bidi="hi-IN"/>
-        </w:rPr>
-        <w:t xml:space="preserve">If you haven't properly released the View Binding instance in </w:t>
-      </w:r>
-      <w:proofErr w:type="spellStart"/>
-      <w:proofErr w:type="gramStart"/>
-      <w:r>
-        <w:rPr>
-          <w:lang w:val="en-US" w:eastAsia="hi-IN" w:bidi="hi-IN"/>
-        </w:rPr>
-        <w:t>onDestroy</w:t>
-      </w:r>
-      <w:proofErr w:type="spellEnd"/>
-      <w:r>
-        <w:rPr>
-          <w:lang w:val="en-US" w:eastAsia="hi-IN" w:bidi="hi-IN"/>
+          <w:rFonts w:ascii="Courier New" w:eastAsia="Times New Roman" w:hAnsi="Courier New" w:cs="Courier New"/>
+          <w:color w:val="A9B7C6"/>
+          <w:kern w:val="0"/>
+          <w:sz w:val="20"/>
+          <w:szCs w:val="20"/>
+          <w:lang w:eastAsia="en-PK"/>
+          <w14:ligatures w14:val="none"/>
+        </w:rPr>
+        <w:t>fragment : Fragment) {</w:t>
+      </w:r>
+      <w:r>
+        <w:rPr>
+          <w:rFonts w:ascii="Courier New" w:eastAsia="Times New Roman" w:hAnsi="Courier New" w:cs="Courier New"/>
+          <w:color w:val="A9B7C6"/>
+          <w:kern w:val="0"/>
+          <w:sz w:val="20"/>
+          <w:szCs w:val="20"/>
+          <w:lang w:eastAsia="en-PK"/>
+          <w14:ligatures w14:val="none"/>
+        </w:rPr>
+        <w:br/>
+        <w:t xml:space="preserve">   </w:t>
+      </w:r>
+      <w:proofErr w:type="spellStart"/>
+      <w:r>
+        <w:rPr>
+          <w:rFonts w:ascii="Courier New" w:eastAsia="Times New Roman" w:hAnsi="Courier New" w:cs="Courier New"/>
+          <w:color w:val="CC7832"/>
+          <w:kern w:val="0"/>
+          <w:sz w:val="20"/>
+          <w:szCs w:val="20"/>
+          <w:lang w:eastAsia="en-PK"/>
+          <w14:ligatures w14:val="none"/>
+        </w:rPr>
+        <w:t>val</w:t>
+      </w:r>
+      <w:proofErr w:type="spellEnd"/>
+      <w:r>
+        <w:rPr>
+          <w:rFonts w:ascii="Courier New" w:eastAsia="Times New Roman" w:hAnsi="Courier New" w:cs="Courier New"/>
+          <w:color w:val="CC7832"/>
+          <w:kern w:val="0"/>
+          <w:sz w:val="20"/>
+          <w:szCs w:val="20"/>
+          <w:lang w:eastAsia="en-PK"/>
+          <w14:ligatures w14:val="none"/>
+        </w:rPr>
+        <w:t xml:space="preserve"> </w:t>
+      </w:r>
+      <w:r>
+        <w:rPr>
+          <w:rFonts w:ascii="Courier New" w:eastAsia="Times New Roman" w:hAnsi="Courier New" w:cs="Courier New"/>
+          <w:color w:val="A9B7C6"/>
+          <w:kern w:val="0"/>
+          <w:sz w:val="20"/>
+          <w:szCs w:val="20"/>
+          <w:lang w:eastAsia="en-PK"/>
+          <w14:ligatures w14:val="none"/>
+        </w:rPr>
+        <w:t xml:space="preserve">trans = </w:t>
+      </w:r>
+      <w:proofErr w:type="spellStart"/>
+      <w:r>
+        <w:rPr>
+          <w:rFonts w:ascii="Courier New" w:eastAsia="Times New Roman" w:hAnsi="Courier New" w:cs="Courier New"/>
+          <w:i/>
+          <w:iCs/>
+          <w:color w:val="9876AA"/>
+          <w:kern w:val="0"/>
+          <w:sz w:val="20"/>
+          <w:szCs w:val="20"/>
+          <w:lang w:eastAsia="en-PK"/>
+          <w14:ligatures w14:val="none"/>
+        </w:rPr>
+        <w:t>supportFragmentManager</w:t>
+      </w:r>
+      <w:r>
+        <w:rPr>
+          <w:rFonts w:ascii="Courier New" w:eastAsia="Times New Roman" w:hAnsi="Courier New" w:cs="Courier New"/>
+          <w:color w:val="A9B7C6"/>
+          <w:kern w:val="0"/>
+          <w:sz w:val="20"/>
+          <w:szCs w:val="20"/>
+          <w:lang w:eastAsia="en-PK"/>
+          <w14:ligatures w14:val="none"/>
+        </w:rPr>
+        <w:t>.beginTransaction</w:t>
+      </w:r>
+      <w:proofErr w:type="spellEnd"/>
+      <w:r>
+        <w:rPr>
+          <w:rFonts w:ascii="Courier New" w:eastAsia="Times New Roman" w:hAnsi="Courier New" w:cs="Courier New"/>
+          <w:color w:val="A9B7C6"/>
+          <w:kern w:val="0"/>
+          <w:sz w:val="20"/>
+          <w:szCs w:val="20"/>
+          <w:lang w:eastAsia="en-PK"/>
+          <w14:ligatures w14:val="none"/>
+        </w:rPr>
+        <w:t>()</w:t>
+      </w:r>
+      <w:r>
+        <w:rPr>
+          <w:rFonts w:ascii="Courier New" w:eastAsia="Times New Roman" w:hAnsi="Courier New" w:cs="Courier New"/>
+          <w:color w:val="A9B7C6"/>
+          <w:kern w:val="0"/>
+          <w:sz w:val="20"/>
+          <w:szCs w:val="20"/>
+          <w:lang w:eastAsia="en-PK"/>
+          <w14:ligatures w14:val="none"/>
+        </w:rPr>
+        <w:br/>
+        <w:t xml:space="preserve">    </w:t>
+      </w:r>
+      <w:proofErr w:type="spellStart"/>
+      <w:r>
+        <w:rPr>
+          <w:rFonts w:ascii="Courier New" w:eastAsia="Times New Roman" w:hAnsi="Courier New" w:cs="Courier New"/>
+          <w:color w:val="A9B7C6"/>
+          <w:kern w:val="0"/>
+          <w:sz w:val="20"/>
+          <w:szCs w:val="20"/>
+          <w:lang w:eastAsia="en-PK"/>
+          <w14:ligatures w14:val="none"/>
+        </w:rPr>
+        <w:t>trans.replace</w:t>
+      </w:r>
+      <w:proofErr w:type="spellEnd"/>
+      <w:r>
+        <w:rPr>
+          <w:rFonts w:ascii="Courier New" w:eastAsia="Times New Roman" w:hAnsi="Courier New" w:cs="Courier New"/>
+          <w:color w:val="A9B7C6"/>
+          <w:kern w:val="0"/>
+          <w:sz w:val="20"/>
+          <w:szCs w:val="20"/>
+          <w:lang w:eastAsia="en-PK"/>
+          <w14:ligatures w14:val="none"/>
         </w:rPr>
         <w:t>(</w:t>
       </w:r>
-      <w:proofErr w:type="gramEnd"/>
-      <w:r>
-        <w:rPr>
-          <w:lang w:val="en-US" w:eastAsia="hi-IN" w:bidi="hi-IN"/>
-        </w:rPr>
-        <w:t xml:space="preserve">), the new activity instance will hold a reference to the old instance's views, </w:t>
-      </w:r>
-    </w:p>
-    <w:p>
-      <w:pPr>
-        <w:rPr>
-          <w:lang w:val="en-US" w:eastAsia="hi-IN" w:bidi="hi-IN"/>
-        </w:rPr>
-      </w:pPr>
-      <w:r>
-        <w:rPr>
-          <w:lang w:val="en-US" w:eastAsia="hi-IN" w:bidi="hi-IN"/>
-        </w:rPr>
-        <w:t>which can cause unexpected behavior.</w:t>
-      </w:r>
+      <w:proofErr w:type="spellStart"/>
+      <w:r>
+        <w:rPr>
+          <w:rFonts w:ascii="Courier New" w:eastAsia="Times New Roman" w:hAnsi="Courier New" w:cs="Courier New"/>
+          <w:color w:val="A9B7C6"/>
+          <w:kern w:val="0"/>
+          <w:sz w:val="20"/>
+          <w:szCs w:val="20"/>
+          <w:lang w:eastAsia="en-PK"/>
+          <w14:ligatures w14:val="none"/>
+        </w:rPr>
+        <w:t>R.id.</w:t>
+      </w:r>
+      <w:r>
+        <w:rPr>
+          <w:rFonts w:ascii="Courier New" w:eastAsia="Times New Roman" w:hAnsi="Courier New" w:cs="Courier New"/>
+          <w:i/>
+          <w:iCs/>
+          <w:color w:val="9876AA"/>
+          <w:kern w:val="0"/>
+          <w:sz w:val="20"/>
+          <w:szCs w:val="20"/>
+          <w:lang w:eastAsia="en-PK"/>
+          <w14:ligatures w14:val="none"/>
+        </w:rPr>
+        <w:t>fragment_container</w:t>
+      </w:r>
+      <w:r>
+        <w:rPr>
+          <w:rFonts w:ascii="Courier New" w:eastAsia="Times New Roman" w:hAnsi="Courier New" w:cs="Courier New"/>
+          <w:color w:val="CC7832"/>
+          <w:kern w:val="0"/>
+          <w:sz w:val="20"/>
+          <w:szCs w:val="20"/>
+          <w:lang w:eastAsia="en-PK"/>
+          <w14:ligatures w14:val="none"/>
+        </w:rPr>
+        <w:t>,</w:t>
+      </w:r>
+      <w:r>
+        <w:rPr>
+          <w:rFonts w:ascii="Courier New" w:eastAsia="Times New Roman" w:hAnsi="Courier New" w:cs="Courier New"/>
+          <w:color w:val="A9B7C6"/>
+          <w:kern w:val="0"/>
+          <w:sz w:val="20"/>
+          <w:szCs w:val="20"/>
+          <w:lang w:eastAsia="en-PK"/>
+          <w14:ligatures w14:val="none"/>
+        </w:rPr>
+        <w:t>fragment</w:t>
+      </w:r>
+      <w:proofErr w:type="spellEnd"/>
+      <w:r>
+        <w:rPr>
+          <w:rFonts w:ascii="Courier New" w:eastAsia="Times New Roman" w:hAnsi="Courier New" w:cs="Courier New"/>
+          <w:color w:val="A9B7C6"/>
+          <w:kern w:val="0"/>
+          <w:sz w:val="20"/>
+          <w:szCs w:val="20"/>
+          <w:lang w:eastAsia="en-PK"/>
+          <w14:ligatures w14:val="none"/>
+        </w:rPr>
+        <w:t>)</w:t>
+      </w:r>
+      <w:r>
+        <w:rPr>
+          <w:rFonts w:ascii="Courier New" w:eastAsia="Times New Roman" w:hAnsi="Courier New" w:cs="Courier New"/>
+          <w:color w:val="A9B7C6"/>
+          <w:kern w:val="0"/>
+          <w:sz w:val="20"/>
+          <w:szCs w:val="20"/>
+          <w:lang w:eastAsia="en-PK"/>
+          <w14:ligatures w14:val="none"/>
+        </w:rPr>
+        <w:br/>
+        <w:t xml:space="preserve">    </w:t>
+      </w:r>
+      <w:proofErr w:type="spellStart"/>
+      <w:r>
+        <w:rPr>
+          <w:rFonts w:ascii="Courier New" w:eastAsia="Times New Roman" w:hAnsi="Courier New" w:cs="Courier New"/>
+          <w:color w:val="A9B7C6"/>
+          <w:kern w:val="0"/>
+          <w:sz w:val="20"/>
+          <w:szCs w:val="20"/>
+          <w:lang w:eastAsia="en-PK"/>
+          <w14:ligatures w14:val="none"/>
+        </w:rPr>
+        <w:t>trans.commit</w:t>
+      </w:r>
+      <w:proofErr w:type="spellEnd"/>
+      <w:r>
+        <w:rPr>
+          <w:rFonts w:ascii="Courier New" w:eastAsia="Times New Roman" w:hAnsi="Courier New" w:cs="Courier New"/>
+          <w:color w:val="A9B7C6"/>
+          <w:kern w:val="0"/>
+          <w:sz w:val="20"/>
+          <w:szCs w:val="20"/>
+          <w:lang w:eastAsia="en-PK"/>
+          <w14:ligatures w14:val="none"/>
+        </w:rPr>
+        <w:t>()</w:t>
+      </w:r>
+      <w:r>
+        <w:rPr>
+          <w:rFonts w:ascii="Courier New" w:eastAsia="Times New Roman" w:hAnsi="Courier New" w:cs="Courier New"/>
+          <w:color w:val="A9B7C6"/>
+          <w:kern w:val="0"/>
+          <w:sz w:val="20"/>
+          <w:szCs w:val="20"/>
+          <w:lang w:eastAsia="en-PK"/>
+          <w14:ligatures w14:val="none"/>
+        </w:rPr>
+        <w:br/>
+      </w:r>
+      <w:r>
+        <w:rPr>
+          <w:rFonts w:ascii="Courier New" w:eastAsia="Times New Roman" w:hAnsi="Courier New" w:cs="Courier New"/>
+          <w:color w:val="A9B7C6"/>
+          <w:kern w:val="0"/>
+          <w:sz w:val="20"/>
+          <w:szCs w:val="20"/>
+          <w:lang w:eastAsia="en-PK"/>
+          <w14:ligatures w14:val="none"/>
+        </w:rPr>
+        <w:br/>
+        <w:t>}</w:t>
+      </w:r>
+    </w:p>
+    <w:p>
+      <w:pPr>
+        <w:rPr>
+          <w:lang w:val="en-US" w:eastAsia="en-PK"/>
+        </w:rPr>
+      </w:pPr>
+    </w:p>
+    <w:p>
+      <w:pPr>
+        <w:pStyle w:val="Heading1"/>
+      </w:pPr>
+      <w:r>
+        <w:t>Fragment Life Cycle:</w:t>
+      </w:r>
+    </w:p>
+    <w:p>
+      <w:pPr>
+        <w:rPr>
+          <w:lang w:val="en-US" w:eastAsia="hi-IN" w:bidi="hi-IN"/>
+        </w:rPr>
+      </w:pPr>
+      <w:r>
+        <w:rPr>
+          <w:lang w:val="en-US" w:eastAsia="hi-IN" w:bidi="hi-IN"/>
+        </w:rPr>
+        <w:drawing>
+          <wp:inline distT="0" distB="0" distL="0" distR="0" wp14:anchorId="66F2C331" wp14:editId="2CC1737D">
+            <wp:extent cx="5731510" cy="4577715"/>
+            <wp:effectExtent l="0" t="0" r="2540" b="0"/>
+            <wp:docPr id="1" name="Picture 1"/>
+            <wp:cNvGraphicFramePr>
+              <a:graphicFrameLocks xmlns:a="http://schemas.openxmlformats.org/drawingml/2006/main" noChangeAspect="1"/>
+            </wp:cNvGraphicFramePr>
+            <a:graphic xmlns:a="http://schemas.openxmlformats.org/drawingml/2006/main">
+              <a:graphicData uri="http://schemas.openxmlformats.org/drawingml/2006/picture">
+                <pic:pic xmlns:pic="http://schemas.openxmlformats.org/drawingml/2006/picture">
+                  <pic:nvPicPr>
+                    <pic:cNvPr id="1" name=""/>
+                    <pic:cNvPicPr/>
+                  </pic:nvPicPr>
+                  <pic:blipFill>
+                    <a:blip r:embed="rId5"/>
+                    <a:stretch>
+                      <a:fillRect/>
+                    </a:stretch>
+                  </pic:blipFill>
+                  <pic:spPr>
+                    <a:xfrm>
+                      <a:off x="0" y="0"/>
+                      <a:ext cx="5731510" cy="4577715"/>
+                    </a:xfrm>
+                    <a:prstGeom prst="rect">
+                      <a:avLst/>
+                    </a:prstGeom>
+                  </pic:spPr>
+                </pic:pic>
+              </a:graphicData>
+            </a:graphic>
+          </wp:inline>
+        </w:drawing>
+      </w:r>
+    </w:p>
+    <w:p>
+      <w:pPr>
+        <w:rPr>
+          <w:lang w:val="en-US" w:eastAsia="hi-IN" w:bidi="hi-IN"/>
+        </w:rPr>
+      </w:pPr>
+    </w:p>
+    <w:p>
+      <w:pPr>
+        <w:pStyle w:val="Heading1"/>
+      </w:pPr>
+      <w:r>
+        <w:t>Activity Life Cycle when we open another fragment:</w:t>
+      </w:r>
+    </w:p>
+    <w:p>
+      <w:pPr>
+        <w:pStyle w:val="ListParagraph"/>
+        <w:numPr>
+          <w:ilvl w:val="0"/>
+          <w:numId w:val="4"/>
+        </w:numPr>
+        <w:rPr>
+          <w:lang w:val="en-US" w:eastAsia="hi-IN" w:bidi="hi-IN"/>
+        </w:rPr>
+      </w:pPr>
+      <w:r>
+        <w:rPr>
+          <w:lang w:val="en-US" w:eastAsia="hi-IN" w:bidi="hi-IN"/>
+        </w:rPr>
+        <w:t xml:space="preserve">F1 </w:t>
+      </w:r>
+      <w:proofErr w:type="spellStart"/>
+      <w:r>
+        <w:rPr>
+          <w:lang w:val="en-US" w:eastAsia="hi-IN" w:bidi="hi-IN"/>
+        </w:rPr>
+        <w:t>onpause</w:t>
+      </w:r>
+      <w:proofErr w:type="spellEnd"/>
+      <w:r>
+        <w:rPr>
+          <w:lang w:val="en-US" w:eastAsia="hi-IN" w:bidi="hi-IN"/>
+        </w:rPr>
+        <w:t xml:space="preserve"> stop</w:t>
+      </w:r>
+    </w:p>
+    <w:p>
+      <w:pPr>
+        <w:pStyle w:val="ListParagraph"/>
+        <w:numPr>
+          <w:ilvl w:val="0"/>
+          <w:numId w:val="4"/>
+        </w:numPr>
+        <w:rPr>
+          <w:lang w:val="en-US" w:eastAsia="hi-IN" w:bidi="hi-IN"/>
+        </w:rPr>
+      </w:pPr>
+      <w:r>
+        <w:rPr>
+          <w:lang w:val="en-US" w:eastAsia="hi-IN" w:bidi="hi-IN"/>
+        </w:rPr>
+        <w:t xml:space="preserve">F2 cycle till </w:t>
+      </w:r>
+      <w:proofErr w:type="spellStart"/>
+      <w:r>
+        <w:rPr>
+          <w:lang w:val="en-US" w:eastAsia="hi-IN" w:bidi="hi-IN"/>
+        </w:rPr>
+        <w:t>onstart</w:t>
+      </w:r>
+      <w:proofErr w:type="spellEnd"/>
+    </w:p>
+    <w:p>
+      <w:pPr>
+        <w:pStyle w:val="ListParagraph"/>
+        <w:numPr>
+          <w:ilvl w:val="0"/>
+          <w:numId w:val="4"/>
+        </w:numPr>
+        <w:rPr>
+          <w:lang w:val="en-US" w:eastAsia="hi-IN" w:bidi="hi-IN"/>
+        </w:rPr>
+      </w:pPr>
+      <w:r>
+        <w:rPr>
+          <w:lang w:val="en-US" w:eastAsia="hi-IN" w:bidi="hi-IN"/>
+        </w:rPr>
+        <w:t xml:space="preserve">F1 </w:t>
+      </w:r>
+      <w:proofErr w:type="spellStart"/>
+      <w:r>
+        <w:rPr>
+          <w:lang w:val="en-US" w:eastAsia="hi-IN" w:bidi="hi-IN"/>
+        </w:rPr>
+        <w:t>ondestroyview</w:t>
+      </w:r>
+      <w:proofErr w:type="spellEnd"/>
+      <w:r>
+        <w:rPr>
+          <w:lang w:val="en-US" w:eastAsia="hi-IN" w:bidi="hi-IN"/>
+        </w:rPr>
+        <w:t>, destroy and detach</w:t>
+      </w:r>
+    </w:p>
+    <w:p>
+      <w:pPr>
+        <w:pStyle w:val="ListParagraph"/>
+        <w:numPr>
+          <w:ilvl w:val="0"/>
+          <w:numId w:val="4"/>
+        </w:numPr>
+        <w:rPr>
+          <w:lang w:val="en-US" w:eastAsia="hi-IN" w:bidi="hi-IN"/>
+        </w:rPr>
+      </w:pPr>
+      <w:r>
+        <w:rPr>
+          <w:lang w:val="en-US" w:eastAsia="hi-IN" w:bidi="hi-IN"/>
+        </w:rPr>
+        <w:t xml:space="preserve">F2 </w:t>
+      </w:r>
+      <w:proofErr w:type="spellStart"/>
+      <w:r>
+        <w:rPr>
+          <w:lang w:val="en-US" w:eastAsia="hi-IN" w:bidi="hi-IN"/>
+        </w:rPr>
+        <w:t>onresume</w:t>
+      </w:r>
+      <w:proofErr w:type="spellEnd"/>
     </w:p>
     <w:sectPr>
       <w:pgSz w:w="11906" w:h="16838"/>
@@ -1326,6 +3174,511 @@
     </w:sectPr>
   </w:body>
 </w:document>
+</file>
+
+<file path=word/numbering.xml><?xml version="1.0" encoding="utf-8"?>
+<w:numbering xmlns:wpc="http://schemas.microsoft.com/office/word/2010/wordprocessingCanvas" xmlns:cx="http://schemas.microsoft.com/office/drawing/2014/chartex" xmlns:cx1="http://schemas.microsoft.com/office/drawing/2015/9/8/chartex" xmlns:cx2="http://schemas.microsoft.com/office/drawing/2015/10/21/chartex" xmlns:cx3="http://schemas.microsoft.com/office/drawing/2016/5/9/chartex" xmlns:cx4="http://schemas.microsoft.com/office/drawing/2016/5/10/chartex" xmlns:cx5="http://schemas.microsoft.com/office/drawing/2016/5/11/chartex" xmlns:cx6="http://schemas.microsoft.com/office/drawing/2016/5/12/chartex" xmlns:cx7="http://schemas.microsoft.com/office/drawing/2016/5/13/chartex" xmlns:cx8="http://schemas.microsoft.com/office/drawing/2016/5/14/chartex" xmlns:mc="http://schemas.openxmlformats.org/markup-compatibility/2006" xmlns:aink="http://schemas.microsoft.com/office/drawing/2016/ink" xmlns:am3d="http://schemas.microsoft.com/office/drawing/2017/model3d" xmlns:o="urn:schemas-microsoft-com:office:office" xmlns:oel="http://schemas.microsoft.com/office/2019/extlst" xmlns:r="http://schemas.openxmlformats.org/officeDocument/2006/relationships" xmlns:m="http://schemas.openxmlformats.org/officeDocument/2006/math" xmlns:v="urn:schemas-microsoft-com:vml" xmlns:wp14="http://schemas.microsoft.com/office/word/2010/wordprocessingDrawing" xmlns:wp="http://schemas.openxmlformats.org/drawingml/2006/wordprocessingDrawing" xmlns:w10="urn:schemas-microsoft-com:office:word" xmlns:w="http://schemas.openxmlformats.org/wordprocessingml/2006/main" xmlns:w14="http://schemas.microsoft.com/office/word/2010/wordml" xmlns:w15="http://schemas.microsoft.com/office/word/2012/wordml" xmlns:w16cex="http://schemas.microsoft.com/office/word/2018/wordml/cex" xmlns:w16cid="http://schemas.microsoft.com/office/word/2016/wordml/cid" xmlns:w16="http://schemas.microsoft.com/office/word/2018/wordml" xmlns:w16du="http://schemas.microsoft.com/office/word/2023/wordml/word16du" xmlns:w16sdtdh="http://schemas.microsoft.com/office/word/2020/wordml/sdtdatahash" xmlns:w16se="http://schemas.microsoft.com/office/word/2015/wordml/symex" xmlns:wpg="http://schemas.microsoft.com/office/word/2010/wordprocessingGroup" xmlns:wpi="http://schemas.microsoft.com/office/word/2010/wordprocessingInk" xmlns:wne="http://schemas.microsoft.com/office/word/2006/wordml" xmlns:wps="http://schemas.microsoft.com/office/word/2010/wordprocessingShape" mc:Ignorable="w14 w15 w16se w16cid w16 w16cex w16sdtdh wp14">
+  <w:abstractNum w:abstractNumId="0" w15:restartNumberingAfterBreak="0">
+    <w:nsid w:val="02342F3D"/>
+    <w:multiLevelType w:val="hybridMultilevel"/>
+    <w:tmpl w:val="FE6E8ED6"/>
+    <w:lvl w:ilvl="0" w:tplc="20000001">
+      <w:start w:val="1"/>
+      <w:numFmt w:val="bullet"/>
+      <w:lvlText w:val=""/>
+      <w:lvlJc w:val="left"/>
+      <w:pPr>
+        <w:ind w:left="720" w:hanging="360"/>
+      </w:pPr>
+      <w:rPr>
+        <w:rFonts w:ascii="Symbol" w:hAnsi="Symbol" w:hint="default"/>
+      </w:rPr>
+    </w:lvl>
+    <w:lvl w:ilvl="1" w:tplc="20000003" w:tentative="1">
+      <w:start w:val="1"/>
+      <w:numFmt w:val="bullet"/>
+      <w:lvlText w:val="o"/>
+      <w:lvlJc w:val="left"/>
+      <w:pPr>
+        <w:ind w:left="1440" w:hanging="360"/>
+      </w:pPr>
+      <w:rPr>
+        <w:rFonts w:ascii="Courier New" w:hAnsi="Courier New" w:cs="Courier New" w:hint="default"/>
+      </w:rPr>
+    </w:lvl>
+    <w:lvl w:ilvl="2" w:tplc="20000005" w:tentative="1">
+      <w:start w:val="1"/>
+      <w:numFmt w:val="bullet"/>
+      <w:lvlText w:val=""/>
+      <w:lvlJc w:val="left"/>
+      <w:pPr>
+        <w:ind w:left="2160" w:hanging="360"/>
+      </w:pPr>
+      <w:rPr>
+        <w:rFonts w:ascii="Wingdings" w:hAnsi="Wingdings" w:hint="default"/>
+      </w:rPr>
+    </w:lvl>
+    <w:lvl w:ilvl="3" w:tplc="20000001" w:tentative="1">
+      <w:start w:val="1"/>
+      <w:numFmt w:val="bullet"/>
+      <w:lvlText w:val=""/>
+      <w:lvlJc w:val="left"/>
+      <w:pPr>
+        <w:ind w:left="2880" w:hanging="360"/>
+      </w:pPr>
+      <w:rPr>
+        <w:rFonts w:ascii="Symbol" w:hAnsi="Symbol" w:hint="default"/>
+      </w:rPr>
+    </w:lvl>
+    <w:lvl w:ilvl="4" w:tplc="20000003" w:tentative="1">
+      <w:start w:val="1"/>
+      <w:numFmt w:val="bullet"/>
+      <w:lvlText w:val="o"/>
+      <w:lvlJc w:val="left"/>
+      <w:pPr>
+        <w:ind w:left="3600" w:hanging="360"/>
+      </w:pPr>
+      <w:rPr>
+        <w:rFonts w:ascii="Courier New" w:hAnsi="Courier New" w:cs="Courier New" w:hint="default"/>
+      </w:rPr>
+    </w:lvl>
+    <w:lvl w:ilvl="5" w:tplc="20000005" w:tentative="1">
+      <w:start w:val="1"/>
+      <w:numFmt w:val="bullet"/>
+      <w:lvlText w:val=""/>
+      <w:lvlJc w:val="left"/>
+      <w:pPr>
+        <w:ind w:left="4320" w:hanging="360"/>
+      </w:pPr>
+      <w:rPr>
+        <w:rFonts w:ascii="Wingdings" w:hAnsi="Wingdings" w:hint="default"/>
+      </w:rPr>
+    </w:lvl>
+    <w:lvl w:ilvl="6" w:tplc="20000001" w:tentative="1">
+      <w:start w:val="1"/>
+      <w:numFmt w:val="bullet"/>
+      <w:lvlText w:val=""/>
+      <w:lvlJc w:val="left"/>
+      <w:pPr>
+        <w:ind w:left="5040" w:hanging="360"/>
+      </w:pPr>
+      <w:rPr>
+        <w:rFonts w:ascii="Symbol" w:hAnsi="Symbol" w:hint="default"/>
+      </w:rPr>
+    </w:lvl>
+    <w:lvl w:ilvl="7" w:tplc="20000003" w:tentative="1">
+      <w:start w:val="1"/>
+      <w:numFmt w:val="bullet"/>
+      <w:lvlText w:val="o"/>
+      <w:lvlJc w:val="left"/>
+      <w:pPr>
+        <w:ind w:left="5760" w:hanging="360"/>
+      </w:pPr>
+      <w:rPr>
+        <w:rFonts w:ascii="Courier New" w:hAnsi="Courier New" w:cs="Courier New" w:hint="default"/>
+      </w:rPr>
+    </w:lvl>
+    <w:lvl w:ilvl="8" w:tplc="20000005" w:tentative="1">
+      <w:start w:val="1"/>
+      <w:numFmt w:val="bullet"/>
+      <w:lvlText w:val=""/>
+      <w:lvlJc w:val="left"/>
+      <w:pPr>
+        <w:ind w:left="6480" w:hanging="360"/>
+      </w:pPr>
+      <w:rPr>
+        <w:rFonts w:ascii="Wingdings" w:hAnsi="Wingdings" w:hint="default"/>
+      </w:rPr>
+    </w:lvl>
+  </w:abstractNum>
+  <w:abstractNum w:abstractNumId="1" w15:restartNumberingAfterBreak="0">
+    <w:nsid w:val="1188305B"/>
+    <w:multiLevelType w:val="multilevel"/>
+    <w:tmpl w:val="85EC4046"/>
+    <w:lvl w:ilvl="0">
+      <w:start w:val="1"/>
+      <w:numFmt w:val="decimal"/>
+      <w:lvlText w:val="%1."/>
+      <w:lvlJc w:val="left"/>
+      <w:pPr>
+        <w:tabs>
+          <w:tab w:val="num" w:pos="720"/>
+        </w:tabs>
+        <w:ind w:left="720" w:hanging="360"/>
+      </w:pPr>
+    </w:lvl>
+    <w:lvl w:ilvl="1" w:tentative="1">
+      <w:start w:val="1"/>
+      <w:numFmt w:val="decimal"/>
+      <w:lvlText w:val="%2."/>
+      <w:lvlJc w:val="left"/>
+      <w:pPr>
+        <w:tabs>
+          <w:tab w:val="num" w:pos="1440"/>
+        </w:tabs>
+        <w:ind w:left="1440" w:hanging="360"/>
+      </w:pPr>
+    </w:lvl>
+    <w:lvl w:ilvl="2" w:tentative="1">
+      <w:start w:val="1"/>
+      <w:numFmt w:val="decimal"/>
+      <w:lvlText w:val="%3."/>
+      <w:lvlJc w:val="left"/>
+      <w:pPr>
+        <w:tabs>
+          <w:tab w:val="num" w:pos="2160"/>
+        </w:tabs>
+        <w:ind w:left="2160" w:hanging="360"/>
+      </w:pPr>
+    </w:lvl>
+    <w:lvl w:ilvl="3" w:tentative="1">
+      <w:start w:val="1"/>
+      <w:numFmt w:val="decimal"/>
+      <w:lvlText w:val="%4."/>
+      <w:lvlJc w:val="left"/>
+      <w:pPr>
+        <w:tabs>
+          <w:tab w:val="num" w:pos="2880"/>
+        </w:tabs>
+        <w:ind w:left="2880" w:hanging="360"/>
+      </w:pPr>
+    </w:lvl>
+    <w:lvl w:ilvl="4" w:tentative="1">
+      <w:start w:val="1"/>
+      <w:numFmt w:val="decimal"/>
+      <w:lvlText w:val="%5."/>
+      <w:lvlJc w:val="left"/>
+      <w:pPr>
+        <w:tabs>
+          <w:tab w:val="num" w:pos="3600"/>
+        </w:tabs>
+        <w:ind w:left="3600" w:hanging="360"/>
+      </w:pPr>
+    </w:lvl>
+    <w:lvl w:ilvl="5" w:tentative="1">
+      <w:start w:val="1"/>
+      <w:numFmt w:val="decimal"/>
+      <w:lvlText w:val="%6."/>
+      <w:lvlJc w:val="left"/>
+      <w:pPr>
+        <w:tabs>
+          <w:tab w:val="num" w:pos="4320"/>
+        </w:tabs>
+        <w:ind w:left="4320" w:hanging="360"/>
+      </w:pPr>
+    </w:lvl>
+    <w:lvl w:ilvl="6" w:tentative="1">
+      <w:start w:val="1"/>
+      <w:numFmt w:val="decimal"/>
+      <w:lvlText w:val="%7."/>
+      <w:lvlJc w:val="left"/>
+      <w:pPr>
+        <w:tabs>
+          <w:tab w:val="num" w:pos="5040"/>
+        </w:tabs>
+        <w:ind w:left="5040" w:hanging="360"/>
+      </w:pPr>
+    </w:lvl>
+    <w:lvl w:ilvl="7" w:tentative="1">
+      <w:start w:val="1"/>
+      <w:numFmt w:val="decimal"/>
+      <w:lvlText w:val="%8."/>
+      <w:lvlJc w:val="left"/>
+      <w:pPr>
+        <w:tabs>
+          <w:tab w:val="num" w:pos="5760"/>
+        </w:tabs>
+        <w:ind w:left="5760" w:hanging="360"/>
+      </w:pPr>
+    </w:lvl>
+    <w:lvl w:ilvl="8" w:tentative="1">
+      <w:start w:val="1"/>
+      <w:numFmt w:val="decimal"/>
+      <w:lvlText w:val="%9."/>
+      <w:lvlJc w:val="left"/>
+      <w:pPr>
+        <w:tabs>
+          <w:tab w:val="num" w:pos="6480"/>
+        </w:tabs>
+        <w:ind w:left="6480" w:hanging="360"/>
+      </w:pPr>
+    </w:lvl>
+  </w:abstractNum>
+  <w:abstractNum w:abstractNumId="2" w15:restartNumberingAfterBreak="0">
+    <w:nsid w:val="33FE5803"/>
+    <w:multiLevelType w:val="multilevel"/>
+    <w:tmpl w:val="7038943C"/>
+    <w:lvl w:ilvl="0">
+      <w:start w:val="1"/>
+      <w:numFmt w:val="bullet"/>
+      <w:lvlText w:val=""/>
+      <w:lvlJc w:val="left"/>
+      <w:pPr>
+        <w:tabs>
+          <w:tab w:val="num" w:pos="720"/>
+        </w:tabs>
+        <w:ind w:left="720" w:hanging="360"/>
+      </w:pPr>
+      <w:rPr>
+        <w:rFonts w:ascii="Symbol" w:hAnsi="Symbol" w:hint="default"/>
+        <w:sz w:val="20"/>
+      </w:rPr>
+    </w:lvl>
+    <w:lvl w:ilvl="1" w:tentative="1">
+      <w:start w:val="1"/>
+      <w:numFmt w:val="bullet"/>
+      <w:lvlText w:val=""/>
+      <w:lvlJc w:val="left"/>
+      <w:pPr>
+        <w:tabs>
+          <w:tab w:val="num" w:pos="1440"/>
+        </w:tabs>
+        <w:ind w:left="1440" w:hanging="360"/>
+      </w:pPr>
+      <w:rPr>
+        <w:rFonts w:ascii="Symbol" w:hAnsi="Symbol" w:hint="default"/>
+        <w:sz w:val="20"/>
+      </w:rPr>
+    </w:lvl>
+    <w:lvl w:ilvl="2" w:tentative="1">
+      <w:start w:val="1"/>
+      <w:numFmt w:val="bullet"/>
+      <w:lvlText w:val=""/>
+      <w:lvlJc w:val="left"/>
+      <w:pPr>
+        <w:tabs>
+          <w:tab w:val="num" w:pos="2160"/>
+        </w:tabs>
+        <w:ind w:left="2160" w:hanging="360"/>
+      </w:pPr>
+      <w:rPr>
+        <w:rFonts w:ascii="Symbol" w:hAnsi="Symbol" w:hint="default"/>
+        <w:sz w:val="20"/>
+      </w:rPr>
+    </w:lvl>
+    <w:lvl w:ilvl="3" w:tentative="1">
+      <w:start w:val="1"/>
+      <w:numFmt w:val="bullet"/>
+      <w:lvlText w:val=""/>
+      <w:lvlJc w:val="left"/>
+      <w:pPr>
+        <w:tabs>
+          <w:tab w:val="num" w:pos="2880"/>
+        </w:tabs>
+        <w:ind w:left="2880" w:hanging="360"/>
+      </w:pPr>
+      <w:rPr>
+        <w:rFonts w:ascii="Symbol" w:hAnsi="Symbol" w:hint="default"/>
+        <w:sz w:val="20"/>
+      </w:rPr>
+    </w:lvl>
+    <w:lvl w:ilvl="4" w:tentative="1">
+      <w:start w:val="1"/>
+      <w:numFmt w:val="bullet"/>
+      <w:lvlText w:val=""/>
+      <w:lvlJc w:val="left"/>
+      <w:pPr>
+        <w:tabs>
+          <w:tab w:val="num" w:pos="3600"/>
+        </w:tabs>
+        <w:ind w:left="3600" w:hanging="360"/>
+      </w:pPr>
+      <w:rPr>
+        <w:rFonts w:ascii="Symbol" w:hAnsi="Symbol" w:hint="default"/>
+        <w:sz w:val="20"/>
+      </w:rPr>
+    </w:lvl>
+    <w:lvl w:ilvl="5" w:tentative="1">
+      <w:start w:val="1"/>
+      <w:numFmt w:val="bullet"/>
+      <w:lvlText w:val=""/>
+      <w:lvlJc w:val="left"/>
+      <w:pPr>
+        <w:tabs>
+          <w:tab w:val="num" w:pos="4320"/>
+        </w:tabs>
+        <w:ind w:left="4320" w:hanging="360"/>
+      </w:pPr>
+      <w:rPr>
+        <w:rFonts w:ascii="Symbol" w:hAnsi="Symbol" w:hint="default"/>
+        <w:sz w:val="20"/>
+      </w:rPr>
+    </w:lvl>
+    <w:lvl w:ilvl="6" w:tentative="1">
+      <w:start w:val="1"/>
+      <w:numFmt w:val="bullet"/>
+      <w:lvlText w:val=""/>
+      <w:lvlJc w:val="left"/>
+      <w:pPr>
+        <w:tabs>
+          <w:tab w:val="num" w:pos="5040"/>
+        </w:tabs>
+        <w:ind w:left="5040" w:hanging="360"/>
+      </w:pPr>
+      <w:rPr>
+        <w:rFonts w:ascii="Symbol" w:hAnsi="Symbol" w:hint="default"/>
+        <w:sz w:val="20"/>
+      </w:rPr>
+    </w:lvl>
+    <w:lvl w:ilvl="7" w:tentative="1">
+      <w:start w:val="1"/>
+      <w:numFmt w:val="bullet"/>
+      <w:lvlText w:val=""/>
+      <w:lvlJc w:val="left"/>
+      <w:pPr>
+        <w:tabs>
+          <w:tab w:val="num" w:pos="5760"/>
+        </w:tabs>
+        <w:ind w:left="5760" w:hanging="360"/>
+      </w:pPr>
+      <w:rPr>
+        <w:rFonts w:ascii="Symbol" w:hAnsi="Symbol" w:hint="default"/>
+        <w:sz w:val="20"/>
+      </w:rPr>
+    </w:lvl>
+    <w:lvl w:ilvl="8" w:tentative="1">
+      <w:start w:val="1"/>
+      <w:numFmt w:val="bullet"/>
+      <w:lvlText w:val=""/>
+      <w:lvlJc w:val="left"/>
+      <w:pPr>
+        <w:tabs>
+          <w:tab w:val="num" w:pos="6480"/>
+        </w:tabs>
+        <w:ind w:left="6480" w:hanging="360"/>
+      </w:pPr>
+      <w:rPr>
+        <w:rFonts w:ascii="Symbol" w:hAnsi="Symbol" w:hint="default"/>
+        <w:sz w:val="20"/>
+      </w:rPr>
+    </w:lvl>
+  </w:abstractNum>
+  <w:abstractNum w:abstractNumId="3" w15:restartNumberingAfterBreak="0">
+    <w:nsid w:val="7A655209"/>
+    <w:multiLevelType w:val="hybridMultilevel"/>
+    <w:tmpl w:val="A27AAA3C"/>
+    <w:lvl w:ilvl="0" w:tplc="20000001">
+      <w:start w:val="1"/>
+      <w:numFmt w:val="bullet"/>
+      <w:lvlText w:val=""/>
+      <w:lvlJc w:val="left"/>
+      <w:pPr>
+        <w:ind w:left="720" w:hanging="360"/>
+      </w:pPr>
+      <w:rPr>
+        <w:rFonts w:ascii="Symbol" w:hAnsi="Symbol" w:hint="default"/>
+      </w:rPr>
+    </w:lvl>
+    <w:lvl w:ilvl="1" w:tplc="20000003" w:tentative="1">
+      <w:start w:val="1"/>
+      <w:numFmt w:val="bullet"/>
+      <w:lvlText w:val="o"/>
+      <w:lvlJc w:val="left"/>
+      <w:pPr>
+        <w:ind w:left="1440" w:hanging="360"/>
+      </w:pPr>
+      <w:rPr>
+        <w:rFonts w:ascii="Courier New" w:hAnsi="Courier New" w:cs="Courier New" w:hint="default"/>
+      </w:rPr>
+    </w:lvl>
+    <w:lvl w:ilvl="2" w:tplc="20000005" w:tentative="1">
+      <w:start w:val="1"/>
+      <w:numFmt w:val="bullet"/>
+      <w:lvlText w:val=""/>
+      <w:lvlJc w:val="left"/>
+      <w:pPr>
+        <w:ind w:left="2160" w:hanging="360"/>
+      </w:pPr>
+      <w:rPr>
+        <w:rFonts w:ascii="Wingdings" w:hAnsi="Wingdings" w:hint="default"/>
+      </w:rPr>
+    </w:lvl>
+    <w:lvl w:ilvl="3" w:tplc="20000001" w:tentative="1">
+      <w:start w:val="1"/>
+      <w:numFmt w:val="bullet"/>
+      <w:lvlText w:val=""/>
+      <w:lvlJc w:val="left"/>
+      <w:pPr>
+        <w:ind w:left="2880" w:hanging="360"/>
+      </w:pPr>
+      <w:rPr>
+        <w:rFonts w:ascii="Symbol" w:hAnsi="Symbol" w:hint="default"/>
+      </w:rPr>
+    </w:lvl>
+    <w:lvl w:ilvl="4" w:tplc="20000003" w:tentative="1">
+      <w:start w:val="1"/>
+      <w:numFmt w:val="bullet"/>
+      <w:lvlText w:val="o"/>
+      <w:lvlJc w:val="left"/>
+      <w:pPr>
+        <w:ind w:left="3600" w:hanging="360"/>
+      </w:pPr>
+      <w:rPr>
+        <w:rFonts w:ascii="Courier New" w:hAnsi="Courier New" w:cs="Courier New" w:hint="default"/>
+      </w:rPr>
+    </w:lvl>
+    <w:lvl w:ilvl="5" w:tplc="20000005" w:tentative="1">
+      <w:start w:val="1"/>
+      <w:numFmt w:val="bullet"/>
+      <w:lvlText w:val=""/>
+      <w:lvlJc w:val="left"/>
+      <w:pPr>
+        <w:ind w:left="4320" w:hanging="360"/>
+      </w:pPr>
+      <w:rPr>
+        <w:rFonts w:ascii="Wingdings" w:hAnsi="Wingdings" w:hint="default"/>
+      </w:rPr>
+    </w:lvl>
+    <w:lvl w:ilvl="6" w:tplc="20000001" w:tentative="1">
+      <w:start w:val="1"/>
+      <w:numFmt w:val="bullet"/>
+      <w:lvlText w:val=""/>
+      <w:lvlJc w:val="left"/>
+      <w:pPr>
+        <w:ind w:left="5040" w:hanging="360"/>
+      </w:pPr>
+      <w:rPr>
+        <w:rFonts w:ascii="Symbol" w:hAnsi="Symbol" w:hint="default"/>
+      </w:rPr>
+    </w:lvl>
+    <w:lvl w:ilvl="7" w:tplc="20000003" w:tentative="1">
+      <w:start w:val="1"/>
+      <w:numFmt w:val="bullet"/>
+      <w:lvlText w:val="o"/>
+      <w:lvlJc w:val="left"/>
+      <w:pPr>
+        <w:ind w:left="5760" w:hanging="360"/>
+      </w:pPr>
+      <w:rPr>
+        <w:rFonts w:ascii="Courier New" w:hAnsi="Courier New" w:cs="Courier New" w:hint="default"/>
+      </w:rPr>
+    </w:lvl>
+    <w:lvl w:ilvl="8" w:tplc="20000005" w:tentative="1">
+      <w:start w:val="1"/>
+      <w:numFmt w:val="bullet"/>
+      <w:lvlText w:val=""/>
+      <w:lvlJc w:val="left"/>
+      <w:pPr>
+        <w:ind w:left="6480" w:hanging="360"/>
+      </w:pPr>
+      <w:rPr>
+        <w:rFonts w:ascii="Wingdings" w:hAnsi="Wingdings" w:hint="default"/>
+      </w:rPr>
+    </w:lvl>
+  </w:abstractNum>
+  <w:num w:numId="1" w16cid:durableId="876163441">
+    <w:abstractNumId w:val="3"/>
+  </w:num>
+  <w:num w:numId="2" w16cid:durableId="823467434">
+    <w:abstractNumId w:val="1"/>
+  </w:num>
+  <w:num w:numId="3" w16cid:durableId="788401923">
+    <w:abstractNumId w:val="2"/>
+  </w:num>
+  <w:num w:numId="4" w16cid:durableId="624239764">
+    <w:abstractNumId w:val="0"/>
+  </w:num>
+</w:numbering>
 </file>
 
 <file path=word/styles.xml><?xml version="1.0" encoding="utf-8"?>
@@ -1873,6 +4226,103 @@
       <w:szCs w:val="24"/>
     </w:rPr>
   </w:style>
+  <w:style w:type="character" w:styleId="HTMLCode">
+    <w:name w:val="HTML Code"/>
+    <w:basedOn w:val="DefaultParagraphFont"/>
+    <w:uiPriority w:val="99"/>
+    <w:semiHidden/>
+    <w:unhideWhenUsed/>
+    <w:rsid w:val="00A71408"/>
+    <w:rPr>
+      <w:rFonts w:ascii="Courier New" w:eastAsia="Times New Roman" w:hAnsi="Courier New" w:cs="Courier New"/>
+      <w:sz w:val="20"/>
+      <w:szCs w:val="20"/>
+    </w:rPr>
+  </w:style>
+  <w:style w:type="paragraph" w:styleId="ListParagraph">
+    <w:name w:val="List Paragraph"/>
+    <w:basedOn w:val="Normal"/>
+    <w:uiPriority w:val="34"/>
+    <w:qFormat/>
+    <w:rsid w:val="00C52E27"/>
+    <w:pPr>
+      <w:ind w:left="720"/>
+      <w:contextualSpacing/>
+    </w:pPr>
+  </w:style>
+  <w:style w:type="paragraph" w:styleId="NormalWeb">
+    <w:name w:val="Normal (Web)"/>
+    <w:basedOn w:val="Normal"/>
+    <w:uiPriority w:val="99"/>
+    <w:semiHidden/>
+    <w:unhideWhenUsed/>
+    <w:rsid w:val="001B4C39"/>
+    <w:pPr>
+      <w:spacing w:before="100" w:beforeAutospacing="1" w:after="100" w:afterAutospacing="1" w:line="240" w:lineRule="auto"/>
+    </w:pPr>
+    <w:rPr>
+      <w:rFonts w:ascii="Times New Roman" w:eastAsia="Times New Roman" w:hAnsi="Times New Roman" w:cs="Times New Roman"/>
+      <w:kern w:val="0"/>
+      <w:sz w:val="24"/>
+      <w:szCs w:val="24"/>
+      <w:lang w:eastAsia="en-PK"/>
+      <w14:ligatures w14:val="none"/>
+    </w:rPr>
+  </w:style>
+  <w:style w:type="paragraph" w:styleId="HTMLPreformatted">
+    <w:name w:val="HTML Preformatted"/>
+    <w:basedOn w:val="Normal"/>
+    <w:link w:val="HTMLPreformattedChar"/>
+    <w:uiPriority w:val="99"/>
+    <w:semiHidden/>
+    <w:unhideWhenUsed/>
+    <w:rsid w:val="00BA23BA"/>
+    <w:pPr>
+      <w:tabs>
+        <w:tab w:val="left" w:pos="916"/>
+        <w:tab w:val="left" w:pos="1832"/>
+        <w:tab w:val="left" w:pos="2748"/>
+        <w:tab w:val="left" w:pos="3664"/>
+        <w:tab w:val="left" w:pos="4580"/>
+        <w:tab w:val="left" w:pos="5496"/>
+        <w:tab w:val="left" w:pos="6412"/>
+        <w:tab w:val="left" w:pos="7328"/>
+        <w:tab w:val="left" w:pos="8244"/>
+        <w:tab w:val="left" w:pos="9160"/>
+        <w:tab w:val="left" w:pos="10076"/>
+        <w:tab w:val="left" w:pos="10992"/>
+        <w:tab w:val="left" w:pos="11908"/>
+        <w:tab w:val="left" w:pos="12824"/>
+        <w:tab w:val="left" w:pos="13740"/>
+        <w:tab w:val="left" w:pos="14656"/>
+      </w:tabs>
+      <w:spacing w:after="0" w:line="240" w:lineRule="auto"/>
+    </w:pPr>
+    <w:rPr>
+      <w:rFonts w:ascii="Courier New" w:eastAsia="Times New Roman" w:hAnsi="Courier New" w:cs="Courier New"/>
+      <w:kern w:val="0"/>
+      <w:sz w:val="20"/>
+      <w:szCs w:val="20"/>
+      <w:lang w:eastAsia="en-PK"/>
+      <w14:ligatures w14:val="none"/>
+    </w:rPr>
+  </w:style>
+  <w:style w:type="character" w:customStyle="1" w:styleId="HTMLPreformattedChar">
+    <w:name w:val="HTML Preformatted Char"/>
+    <w:basedOn w:val="DefaultParagraphFont"/>
+    <w:link w:val="HTMLPreformatted"/>
+    <w:uiPriority w:val="99"/>
+    <w:semiHidden/>
+    <w:rsid w:val="00BA23BA"/>
+    <w:rPr>
+      <w:rFonts w:ascii="Courier New" w:eastAsia="Times New Roman" w:hAnsi="Courier New" w:cs="Courier New"/>
+      <w:kern w:val="0"/>
+      <w:sz w:val="20"/>
+      <w:szCs w:val="20"/>
+      <w:lang w:val="en-PK" w:eastAsia="en-PK"/>
+      <w14:ligatures w14:val="none"/>
+    </w:rPr>
+  </w:style>
 </w:styles>
 </file>
 
